--- a/projects/valuepickr-open-screen/docs/20 Microns.docx
+++ b/projects/valuepickr-open-screen/docs/20 Microns.docx
@@ -32,7 +32,7 @@
           <w:sz w:val="22"/>
           <w:szCs w:val="22"/>
         </w:rPr>
-        <w:t xml:space="preserve">India's largest micronized-minerals maker, dirt-cheap at ~12x P/E, quietly shifting mix from commodity (paints-linked, ~80%) toward value-added specialty minerals and functional additives -- margins are inflecting up even through a weak paints cycle, but growth is still flat and there are recurring related-party / remuneration governance niggles</w:t>
+        <w:t xml:space="preserve">India's largest micronized-minerals maker, dirt-cheap at ~12x P/E, slowly shifting mix from commodity (paints-linked) toward value-added specialty minerals and functional additives -- EBITDA margin is inflecting up (Q1 FY27 op margin 13.2% vs 12.2% QoQ) even through a weak paints cycle, but revenue has now stalled (Q1 FY27 flat YoY, not just paints), FY25 FCF was negative, and related-party / remuneration governance niggles recur</w:t>
       </w:r>
     </w:p>
     <w:p>
@@ -126,7 +126,7 @@
           </w:tcPr>
           <w:p>
             <w:r>
-              <w:t xml:space="preserve">~17.3% / ~14.5%</w:t>
+              <w:t xml:space="preserve">~17.3% / ~14.5% (guided to 18-20% ROCE)</w:t>
             </w:r>
           </w:p>
         </w:tc>
@@ -153,34 +153,61 @@
           </w:tcPr>
           <w:p>
             <w:r>
-              <w:t xml:space="preserve">P/E ~11.8; P/B ~1.7 (BV ~Rs 137); EV/EBITDA ~5x -- cheap</w:t>
-            </w:r>
-          </w:p>
-        </w:tc>
-      </w:tr>
-      <w:tr>
-        <w:tc>
-          <w:tcPr>
-            <w:tcW w:type="dxa" w:w="3200"/>
-            <w:shd w:fill="F2F2F2" w:val="clear"/>
-          </w:tcPr>
-          <w:p>
-            <w:r>
-              <w:rPr>
-                <w:b/>
-                <w:bCs/>
-              </w:rPr>
-              <w:t xml:space="preserve">FY26 (Dec/Mar)</w:t>
-            </w:r>
-          </w:p>
-        </w:tc>
-        <w:tc>
-          <w:tcPr>
-            <w:tcW w:type="dxa" w:w="5800"/>
-          </w:tcPr>
-          <w:p>
-            <w:r>
-              <w:t xml:space="preserve">Revenue ~Rs 917-960 Cr (+~18% reported); EBITDA ~Rs 125-130 Cr (~13-13.6%); segment growth: paints 0%, polymers +8.6%, rubber +16%, exports +12%</w:t>
+              <w:t xml:space="preserve">P/E ~12.5; P/B ~1.7 (BV ~Rs 137); EV/EBITDA ~5-5.5x -- cheap</w:t>
+            </w:r>
+          </w:p>
+        </w:tc>
+      </w:tr>
+      <w:tr>
+        <w:tc>
+          <w:tcPr>
+            <w:tcW w:type="dxa" w:w="3200"/>
+            <w:shd w:fill="F2F2F2" w:val="clear"/>
+          </w:tcPr>
+          <w:p>
+            <w:r>
+              <w:rPr>
+                <w:b/>
+                <w:bCs/>
+              </w:rPr>
+              <w:t xml:space="preserve">FY26 (Mar)</w:t>
+            </w:r>
+          </w:p>
+        </w:tc>
+        <w:tc>
+          <w:tcPr>
+            <w:tcW w:type="dxa" w:w="5800"/>
+          </w:tcPr>
+          <w:p>
+            <w:r>
+              <w:t xml:space="preserve">Revenue ~Rs 954 Cr (+~18% reported, flattered by consolidation); PAT Rs 66.7 Cr (+6.7% YoY); EBITDA margin ~12.9%</w:t>
+            </w:r>
+          </w:p>
+        </w:tc>
+      </w:tr>
+      <w:tr>
+        <w:tc>
+          <w:tcPr>
+            <w:tcW w:type="dxa" w:w="3200"/>
+            <w:shd w:fill="F2F2F2" w:val="clear"/>
+          </w:tcPr>
+          <w:p>
+            <w:r>
+              <w:rPr>
+                <w:b/>
+                <w:bCs/>
+              </w:rPr>
+              <w:t xml:space="preserve">Q1 FY27 (Jun-26)</w:t>
+            </w:r>
+          </w:p>
+        </w:tc>
+        <w:tc>
+          <w:tcPr>
+            <w:tcW w:type="dxa" w:w="5800"/>
+          </w:tcPr>
+          <w:p>
+            <w:r>
+              <w:t xml:space="preserve">Net sales Rs 244.7 Cr (-1% YoY, -6% QoQ); PAT Rs 17.8 Cr (+5.5% YoY); op margin 13.24% vs 12.17% QoQ</w:t>
             </w:r>
           </w:p>
         </w:tc>
@@ -207,7 +234,34 @@
           </w:tcPr>
           <w:p>
             <w:r>
-              <w:t xml:space="preserve">EBITDA margin 12.8% -&gt; 13.6% YoY despite paint-industry price war -- inflecting up</w:t>
+              <w:t xml:space="preserve">EBITDA/op margin inflecting up (~12.2-&gt;13.2% recent quarters) despite paints price war</w:t>
+            </w:r>
+          </w:p>
+        </w:tc>
+      </w:tr>
+      <w:tr>
+        <w:tc>
+          <w:tcPr>
+            <w:tcW w:type="dxa" w:w="3200"/>
+            <w:shd w:fill="F2F2F2" w:val="clear"/>
+          </w:tcPr>
+          <w:p>
+            <w:r>
+              <w:rPr>
+                <w:b/>
+                <w:bCs/>
+              </w:rPr>
+              <w:t xml:space="preserve">Cash flow</w:t>
+            </w:r>
+          </w:p>
+        </w:tc>
+        <w:tc>
+          <w:tcPr>
+            <w:tcW w:type="dxa" w:w="5800"/>
+          </w:tcPr>
+          <w:p>
+            <w:r>
+              <w:t xml:space="preserve">FY25 FCF ~ -Rs 45 Cr; CFO fell ~49% FY23-&gt;FY25 (Rs 63-&gt;Rs 32 Cr); inventory days ~88</w:t>
             </w:r>
           </w:p>
         </w:tc>
@@ -234,34 +288,34 @@
           </w:tcPr>
           <w:p>
             <w:r>
-              <w:t xml:space="preserve">Net debt ~Rs 65 Cr; Debt/EBITDA ~1.3x; Rs 100 Cr capex over 24 months (mix of accruals + selective debt)</w:t>
-            </w:r>
-          </w:p>
-        </w:tc>
-      </w:tr>
-      <w:tr>
-        <w:tc>
-          <w:tcPr>
-            <w:tcW w:type="dxa" w:w="3200"/>
-            <w:shd w:fill="F2F2F2" w:val="clear"/>
-          </w:tcPr>
-          <w:p>
-            <w:r>
-              <w:rPr>
-                <w:b/>
-                <w:bCs/>
-              </w:rPr>
-              <w:t xml:space="preserve">Capex guidance</w:t>
-            </w:r>
-          </w:p>
-        </w:tc>
-        <w:tc>
-          <w:tcPr>
-            <w:tcW w:type="dxa" w:w="5800"/>
-          </w:tcPr>
-          <w:p>
-            <w:r>
-              <w:t xml:space="preserve">Projected ~18% CAGR over 3 yrs, +200-250 bps margin, ROCE to 18-20%, 20%+ share of high-value products by FY30</w:t>
+              <w:t xml:space="preserve">Net debt ~Rs 65 Cr; Debt/EBITDA ~1.3x; Rs 100 Cr capex / 24 months (40% Malaysia @70:30 equity:debt, rest accruals)</w:t>
+            </w:r>
+          </w:p>
+        </w:tc>
+      </w:tr>
+      <w:tr>
+        <w:tc>
+          <w:tcPr>
+            <w:tcW w:type="dxa" w:w="3200"/>
+            <w:shd w:fill="F2F2F2" w:val="clear"/>
+          </w:tcPr>
+          <w:p>
+            <w:r>
+              <w:rPr>
+                <w:b/>
+                <w:bCs/>
+              </w:rPr>
+              <w:t xml:space="preserve">Guidance</w:t>
+            </w:r>
+          </w:p>
+        </w:tc>
+        <w:tc>
+          <w:tcPr>
+            <w:tcW w:type="dxa" w:w="5800"/>
+          </w:tcPr>
+          <w:p>
+            <w:r>
+              <w:t xml:space="preserve">18-22% revenue CAGR over 3-5 yrs (aspirational); +200-250 bps margin; ROCE 18-20%; 20%+ high-value-product share by FY30; no explicit FY27 number</w:t>
             </w:r>
           </w:p>
         </w:tc>
@@ -277,7 +331,7 @@
         <w:spacing w:after="120"/>
       </w:pPr>
       <w:r>
-        <w:t xml:space="preserve">Trailing growth is modest and FY26 paint-segment revenue was flat, so on a pure trailing read this looks like a sleepy commodity converter. The inflection is in margins and mix: EBITDA margin expanded (12.8-&gt;13.6%) through the worst of the paints price war (Birla Opus disruption), finance costs fell, and polymers + rubber + exports all grew double-digit while paints stagnated -- i.e. the specialty transition is showing up in the numbers. Malaysian mine operational early FY27, construction-chemicals contribution from FY27-end, Rs 100 Cr capex underway. Governance niggles recur: a Rs 50 Cr enabling approval for a loan to a promoter-interested entity (later stated to be for subsidiaries only), director/family remuneration ~12% of PAT and rising ~25% YoY, deposits from promoter relatives.</w:t>
+        <w:t xml:space="preserve">The margin/mix inflection is real and continuing -- FY26 EBITDA margin held ~12.9-13.6% through the Birla-Opus paints price war, and Q1 FY27 operating margin stepped up to 13.24% from 12.17% QoQ, with finance costs falling. But the growth side has weakened: FY26 reported revenue +~18% was flattered by consolidation/acquisitions, and Q1 FY27 net sales were -1% YoY and -6% QoQ -- i.e. flat now applies to the whole book, not just paints. Cash conversion is poor: FY25 free cash flow was about -Rs 45 Cr on Rs 62 Cr PAT, operating cash flow fell ~49% FY23-&gt;FY25, inventory days rose to ~88. Malaysian limestone mine (11 MT reserves, ~Rs 27 Cr) is in mining-prep, operational early FY27; Sievert construction-chemicals JV plant inaugurated; Rs 100 Cr / 24-month capex underway (40% Malaysia, 70:30 equity:debt; domestic via accruals). A Rs 1.25 FY26 dividend re-initiates payouts after several dry years. Governance niggles persist: Rs 50 Cr enabling approval for a loan to a promoter-interested entity (loan agreement executed Mar-2026 with a subsidiary), director/family remuneration ~12% of PAT rising ~25% YoY, deposits from promoter relatives, two independent directors retired leaving only two.</w:t>
       </w:r>
     </w:p>
     <w:p>
@@ -286,7 +340,7 @@
         <w:spacing w:after="120" w:before="280"/>
       </w:pPr>
       <w:r>
-        <w:t xml:space="preserve">Ishmohit-Lens Checks (value chain · earnings quality · growth trajectory · management)</w:t>
+        <w:t xml:space="preserve">Deep-Dive: Primary Documents (Annual Reports, Quarterly Results, Exchange Filings)</w:t>
       </w:r>
     </w:p>
     <w:p>
@@ -301,7 +355,7 @@
           <w:sz w:val="18"/>
           <w:szCs w:val="18"/>
         </w:rPr>
-        <w:t xml:space="preserve">Extra checks drawn from @ishmohit1 / SOIC methodology (playbook/ishmohit-soic-style.md): where the company sits in its value chain and what the supply side is doing, whether a margin/PAT inflection is structural or a cyclical peak, the rate-of-change of growth vs. what the multiple demands, and management quality as a positive attribute.</w:t>
+        <w:t xml:space="preserve">Pass 1 — 2026-09-08. Built from the company's own filings (3 years of annual reports, ~4 quarters of results/concalls, and 6 months of BSE/NSE announcements), read via the web — a deeper layer than the forum-sentiment read below.</w:t>
       </w:r>
     </w:p>
     <w:p>
@@ -315,7 +369,1169 @@
           <w:sz w:val="20"/>
           <w:szCs w:val="20"/>
         </w:rPr>
-        <w:t xml:space="preserve">Value chain &amp; supply side:</w:t>
+        <w:t xml:space="preserve">Sources reviewed this pass:</w:t>
+      </w:r>
+    </w:p>
+    <w:p>
+      <w:pPr>
+        <w:pStyle w:val="ListParagraph"/>
+        <w:numPr>
+          <w:ilvl w:val="0"/>
+          <w:numId w:val="1"/>
+        </w:numPr>
+        <w:spacing w:after="60"/>
+      </w:pPr>
+      <w:r>
+        <w:t xml:space="preserve">FY24-26 annual reports / 38th-39th AR summaries -- MD&amp;A, segment mix, capex plan, Malaysian acquisition, governance notes</w:t>
+      </w:r>
+    </w:p>
+    <w:p>
+      <w:pPr>
+        <w:pStyle w:val="ListParagraph"/>
+        <w:numPr>
+          <w:ilvl w:val="0"/>
+          <w:numId w:val="1"/>
+        </w:numPr>
+        <w:spacing w:after="60"/>
+      </w:pPr>
+      <w:r>
+        <w:t xml:space="preserve">Q3 FY26 -&gt; Q1 FY27 results + commentary (revenue/margin/PAT QoQ+YoY)</w:t>
+      </w:r>
+    </w:p>
+    <w:p>
+      <w:pPr>
+        <w:pStyle w:val="ListParagraph"/>
+        <w:numPr>
+          <w:ilvl w:val="0"/>
+          <w:numId w:val="1"/>
+        </w:numPr>
+        <w:spacing w:after="60"/>
+      </w:pPr>
+      <w:r>
+        <w:t xml:space="preserve">BSE/NSE announcements + press Mar-Sep 2026 -- Malaysian quarry SPAs, Sievert JV inauguration, FY26 dividend</w:t>
+      </w:r>
+    </w:p>
+    <w:p>
+      <w:pPr>
+        <w:spacing w:after="120"/>
+      </w:pPr>
+      <w:r>
+        <w:rPr>
+          <w:b/>
+          <w:bCs/>
+          <w:sz w:val="20"/>
+          <w:szCs w:val="20"/>
+        </w:rPr>
+        <w:t xml:space="preserve">Annual-report findings (3-year view):</w:t>
+      </w:r>
+    </w:p>
+    <w:p>
+      <w:pPr>
+        <w:pStyle w:val="ListParagraph"/>
+        <w:numPr>
+          <w:ilvl w:val="0"/>
+          <w:numId w:val="1"/>
+        </w:numPr>
+        <w:spacing w:after="60"/>
+      </w:pPr>
+      <w:r>
+        <w:t xml:space="preserve">FY26 consolidated revenue ~Rs 954 Cr (reported +~18%, flattered by consolidation of acquired/JV entities); PAT Rs 66.7 Cr, +6.7% YoY; EBITDA margin ~12.9%</w:t>
+      </w:r>
+    </w:p>
+    <w:p>
+      <w:pPr>
+        <w:pStyle w:val="ListParagraph"/>
+        <w:numPr>
+          <w:ilvl w:val="0"/>
+          <w:numId w:val="1"/>
+        </w:numPr>
+        <w:spacing w:after="60"/>
+      </w:pPr>
+      <w:r>
+        <w:t xml:space="preserve">Capex Rs 100 Cr over 24 months -- 40% to Malaysia (funded 70:30 equity:debt), domestic via internal accruals; management explicit about not adding much debt</w:t>
+      </w:r>
+    </w:p>
+    <w:p>
+      <w:pPr>
+        <w:pStyle w:val="ListParagraph"/>
+        <w:numPr>
+          <w:ilvl w:val="0"/>
+          <w:numId w:val="1"/>
+        </w:numPr>
+        <w:spacing w:after="60"/>
+      </w:pPr>
+      <w:r>
+        <w:t xml:space="preserve">Malaysian subsidiary signed SPAs for 100% of Goh Teik Lim Quarry &amp; IQ Marbles (Ipoh, ~11 MT limestone reserves, 23.9 acres) for ~RM 15.1M (~Rs 27 Cr); mining prep in FY26, operations early FY27</w:t>
+      </w:r>
+    </w:p>
+    <w:p>
+      <w:pPr>
+        <w:pStyle w:val="ListParagraph"/>
+        <w:numPr>
+          <w:ilvl w:val="0"/>
+          <w:numId w:val="1"/>
+        </w:numPr>
+        <w:spacing w:after="60"/>
+      </w:pPr>
+      <w:r>
+        <w:t xml:space="preserve">Cash conversion weak: FY25 FCF ~ -Rs 45 Cr, CFO fell ~49% FY23-&gt;FY25 (Rs 63-&gt;Rs 32 Cr), inventory days rose ~51-&gt;88, payables compressed ~48-&gt;24 days</w:t>
+      </w:r>
+    </w:p>
+    <w:p>
+      <w:pPr>
+        <w:pStyle w:val="ListParagraph"/>
+        <w:numPr>
+          <w:ilvl w:val="0"/>
+          <w:numId w:val="1"/>
+        </w:numPr>
+        <w:spacing w:after="60"/>
+      </w:pPr>
+      <w:r>
+        <w:t xml:space="preserve">Governance: promoter holding ~45%, zero pledge; director/family remuneration ~12% of PAT up ~25% YoY; Rs 50 Cr enabling approval for loan to promoter-interested entity (loan agreement executed Mar-2026 with a subsidiary); FDs from promoter relatives; two independent directors retired (only two remain); CFO changed Apr-2025</w:t>
+      </w:r>
+    </w:p>
+    <w:p>
+      <w:pPr>
+        <w:pStyle w:val="ListParagraph"/>
+        <w:numPr>
+          <w:ilvl w:val="0"/>
+          <w:numId w:val="1"/>
+        </w:numPr>
+        <w:spacing w:after="60"/>
+      </w:pPr>
+      <w:r>
+        <w:t xml:space="preserve">FY26 dividend Rs 1.25/share -- payouts re-initiated after several dry years</w:t>
+      </w:r>
+    </w:p>
+    <w:p>
+      <w:pPr>
+        <w:spacing w:after="120"/>
+      </w:pPr>
+      <w:r>
+        <w:rPr>
+          <w:b/>
+          <w:bCs/>
+          <w:sz w:val="20"/>
+          <w:szCs w:val="20"/>
+        </w:rPr>
+        <w:t xml:space="preserve">Quarterly trend (last ~4 quarters + concall commentary):</w:t>
+      </w:r>
+    </w:p>
+    <w:p>
+      <w:pPr>
+        <w:pStyle w:val="ListParagraph"/>
+        <w:numPr>
+          <w:ilvl w:val="0"/>
+          <w:numId w:val="1"/>
+        </w:numPr>
+        <w:spacing w:after="60"/>
+      </w:pPr>
+      <w:r>
+        <w:t xml:space="preserve">Q3 FY26 net profit reported +36.6% YoY (margin + finance-cost led)</w:t>
+      </w:r>
+    </w:p>
+    <w:p>
+      <w:pPr>
+        <w:pStyle w:val="ListParagraph"/>
+        <w:numPr>
+          <w:ilvl w:val="0"/>
+          <w:numId w:val="1"/>
+        </w:numPr>
+        <w:spacing w:after="60"/>
+      </w:pPr>
+      <w:r>
+        <w:t xml:space="preserve">FY26 full year PAT +6.7% YoY on ~stable ~12.9% EBITDA margin</w:t>
+      </w:r>
+    </w:p>
+    <w:p>
+      <w:pPr>
+        <w:pStyle w:val="ListParagraph"/>
+        <w:numPr>
+          <w:ilvl w:val="0"/>
+          <w:numId w:val="1"/>
+        </w:numPr>
+        <w:spacing w:after="60"/>
+      </w:pPr>
+      <w:r>
+        <w:t xml:space="preserve">Q1 FY27 (Jun-26): net sales Rs 244.7 Cr, -1.0% YoY and -6.3% QoQ -- revenue now flat across the whole book, not just paints</w:t>
+      </w:r>
+    </w:p>
+    <w:p>
+      <w:pPr>
+        <w:pStyle w:val="ListParagraph"/>
+        <w:numPr>
+          <w:ilvl w:val="0"/>
+          <w:numId w:val="1"/>
+        </w:numPr>
+        <w:spacing w:after="60"/>
+      </w:pPr>
+      <w:r>
+        <w:t xml:space="preserve">Q1 FY27 PAT Rs 17.8 Cr, +5.5% YoY / +0.9% QoQ; operating margin 13.24% vs 12.17% QoQ -- margin inflection intact, volume/revenue not following</w:t>
+      </w:r>
+    </w:p>
+    <w:p>
+      <w:pPr>
+        <w:pStyle w:val="ListParagraph"/>
+        <w:numPr>
+          <w:ilvl w:val="0"/>
+          <w:numId w:val="1"/>
+        </w:numPr>
+        <w:spacing w:after="60"/>
+      </w:pPr>
+      <w:r>
+        <w:t xml:space="preserve">Management near-term commentary remains 'hazy'; no explicit FY27 revenue guidance</w:t>
+      </w:r>
+    </w:p>
+    <w:p>
+      <w:pPr>
+        <w:spacing w:after="120"/>
+      </w:pPr>
+      <w:r>
+        <w:rPr>
+          <w:b/>
+          <w:bCs/>
+          <w:sz w:val="20"/>
+          <w:szCs w:val="20"/>
+        </w:rPr>
+        <w:t xml:space="preserve">Exchange announcements (last 6 months):</w:t>
+      </w:r>
+    </w:p>
+    <w:p>
+      <w:pPr>
+        <w:pStyle w:val="ListParagraph"/>
+        <w:numPr>
+          <w:ilvl w:val="0"/>
+          <w:numId w:val="1"/>
+        </w:numPr>
+        <w:spacing w:after="60"/>
+      </w:pPr>
+      <w:r>
+        <w:t xml:space="preserve">2025-26: Malaysian quarry acquisition SPAs (GTLQ + IQ Marbles), ~40,000 MT crushing capacity</w:t>
+      </w:r>
+    </w:p>
+    <w:p>
+      <w:pPr>
+        <w:pStyle w:val="ListParagraph"/>
+        <w:numPr>
+          <w:ilvl w:val="0"/>
+          <w:numId w:val="1"/>
+        </w:numPr>
+        <w:spacing w:after="60"/>
+      </w:pPr>
+      <w:r>
+        <w:t xml:space="preserve">2025-26: Sievert Baustoff (Germany) JV plant for tile adhesives / construction chemicals inaugurated -- currently ~0.8% of revenue, guided ~5x</w:t>
+      </w:r>
+    </w:p>
+    <w:p>
+      <w:pPr>
+        <w:pStyle w:val="ListParagraph"/>
+        <w:numPr>
+          <w:ilvl w:val="0"/>
+          <w:numId w:val="1"/>
+        </w:numPr>
+        <w:spacing w:after="60"/>
+      </w:pPr>
+      <w:r>
+        <w:t xml:space="preserve">FY26: dividend of Rs 1.25/share declared</w:t>
+      </w:r>
+    </w:p>
+    <w:p>
+      <w:pPr>
+        <w:pStyle w:val="ListParagraph"/>
+        <w:numPr>
+          <w:ilvl w:val="0"/>
+          <w:numId w:val="1"/>
+        </w:numPr>
+        <w:spacing w:after="60"/>
+      </w:pPr>
+      <w:r>
+        <w:t xml:space="preserve">No corporate-action red flags (no pledge moves, no rating downgrade, no litigation/SEBI action surfaced)</w:t>
+      </w:r>
+    </w:p>
+    <w:p>
+      <w:pPr>
+        <w:spacing w:after="120"/>
+      </w:pPr>
+      <w:r>
+        <w:rPr>
+          <w:b/>
+          <w:bCs/>
+          <w:sz w:val="20"/>
+          <w:szCs w:val="20"/>
+        </w:rPr>
+        <w:t xml:space="preserve">Key new facts vs. the prior write-up:</w:t>
+      </w:r>
+    </w:p>
+    <w:p>
+      <w:pPr>
+        <w:pStyle w:val="ListParagraph"/>
+        <w:numPr>
+          <w:ilvl w:val="0"/>
+          <w:numId w:val="1"/>
+        </w:numPr>
+        <w:spacing w:after="60"/>
+      </w:pPr>
+      <w:r>
+        <w:t xml:space="preserve">Q1 FY27 revenue -1% YoY confirms growth has stalled across the whole book, not just the paints segment</w:t>
+      </w:r>
+    </w:p>
+    <w:p>
+      <w:pPr>
+        <w:pStyle w:val="ListParagraph"/>
+        <w:numPr>
+          <w:ilvl w:val="0"/>
+          <w:numId w:val="1"/>
+        </w:numPr>
+        <w:spacing w:after="60"/>
+      </w:pPr>
+      <w:r>
+        <w:t xml:space="preserve">FY25 free cash flow was materially negative (~ -Rs 45 Cr) with CFO down ~49% over two years -- prior write-up lacked cash-flow detail</w:t>
+      </w:r>
+    </w:p>
+    <w:p>
+      <w:pPr>
+        <w:pStyle w:val="ListParagraph"/>
+        <w:numPr>
+          <w:ilvl w:val="0"/>
+          <w:numId w:val="1"/>
+        </w:numPr>
+        <w:spacing w:after="60"/>
+      </w:pPr>
+      <w:r>
+        <w:t xml:space="preserve">Rs 50 Cr related-party loan progressed from 'enabling approval' to an executed loan agreement (Mar-2026, with a subsidiary)</w:t>
+      </w:r>
+    </w:p>
+    <w:p>
+      <w:pPr>
+        <w:pStyle w:val="ListParagraph"/>
+        <w:numPr>
+          <w:ilvl w:val="0"/>
+          <w:numId w:val="1"/>
+        </w:numPr>
+        <w:spacing w:after="60"/>
+      </w:pPr>
+      <w:r>
+        <w:t xml:space="preserve">FY26 dividend re-initiated -- first payout after several dry years</w:t>
+      </w:r>
+    </w:p>
+    <w:p>
+      <w:pPr>
+        <w:pStyle w:val="ListParagraph"/>
+        <w:numPr>
+          <w:ilvl w:val="0"/>
+          <w:numId w:val="1"/>
+        </w:numPr>
+        <w:spacing w:after="60"/>
+      </w:pPr>
+      <w:r>
+        <w:t xml:space="preserve">Malaysian mine acquisition cost is small (~Rs 27 Cr); Malaysia is 40% of the Rs 100 Cr capex, funded largely by equity</w:t>
+      </w:r>
+    </w:p>
+    <w:p>
+      <w:pPr>
+        <w:spacing w:after="120"/>
+      </w:pPr>
+      <w:r>
+        <w:rPr>
+          <w:b/>
+          <w:bCs/>
+          <w:sz w:val="20"/>
+          <w:szCs w:val="20"/>
+        </w:rPr>
+        <w:t xml:space="preserve">Open questions / what to watch:</w:t>
+      </w:r>
+    </w:p>
+    <w:p>
+      <w:pPr>
+        <w:pStyle w:val="ListParagraph"/>
+        <w:numPr>
+          <w:ilvl w:val="0"/>
+          <w:numId w:val="1"/>
+        </w:numPr>
+        <w:spacing w:after="60"/>
+      </w:pPr>
+      <w:r>
+        <w:t xml:space="preserve">Does revenue growth resume in H2 FY27, or is the mix-shift permanently a low-single-digit-growth story?</w:t>
+      </w:r>
+    </w:p>
+    <w:p>
+      <w:pPr>
+        <w:pStyle w:val="ListParagraph"/>
+        <w:numPr>
+          <w:ilvl w:val="0"/>
+          <w:numId w:val="1"/>
+        </w:numPr>
+        <w:spacing w:after="60"/>
+      </w:pPr>
+      <w:r>
+        <w:t xml:space="preserve">Trajectory of the Rs 50 Cr related-party loan -- does it stay ring-fenced to subsidiaries?</w:t>
+      </w:r>
+    </w:p>
+    <w:p>
+      <w:pPr>
+        <w:pStyle w:val="ListParagraph"/>
+        <w:numPr>
+          <w:ilvl w:val="0"/>
+          <w:numId w:val="1"/>
+        </w:numPr>
+        <w:spacing w:after="60"/>
+      </w:pPr>
+      <w:r>
+        <w:t xml:space="preserve">Malaysian mine commissioning date and its actual landed-cost benefit on the commodity book</w:t>
+      </w:r>
+    </w:p>
+    <w:p>
+      <w:pPr>
+        <w:pStyle w:val="ListParagraph"/>
+        <w:numPr>
+          <w:ilvl w:val="0"/>
+          <w:numId w:val="1"/>
+        </w:numPr>
+        <w:spacing w:after="60"/>
+      </w:pPr>
+      <w:r>
+        <w:t xml:space="preserve">Trailing-3y FCF conversion -- can capex + working capital normalise once the Rs 100 Cr programme completes?</w:t>
+      </w:r>
+    </w:p>
+    <w:p>
+      <w:pPr>
+        <w:spacing w:after="120" w:before="120"/>
+      </w:pPr>
+      <w:r>
+        <w:rPr>
+          <w:b/>
+          <w:bCs/>
+          <w:sz w:val="20"/>
+          <w:szCs w:val="20"/>
+        </w:rPr>
+        <w:t xml:space="preserve">Conviction impact: </w:t>
+      </w:r>
+      <w:r>
+        <w:rPr>
+          <w:sz w:val="20"/>
+          <w:szCs w:val="20"/>
+        </w:rPr>
+        <w:t xml:space="preserve">Medium -&gt; Low-Medium. Filings confirm the margin/mix inflection is real and continuing (Q1 FY27 op margin 13.24% vs 12.17% QoQ), but revenue has decelerated to roughly flat YoY, FY25 free cash flow was negative on working-capital bloat, and the governance drags (executed Rs 50 Cr related-party loan, family remuneration ~12% of PAT +25% YoY) persist. Cheap valuation + moat keep the 10x tag, but the re-rating trigger is further away, not closer.</w:t>
+      </w:r>
+    </w:p>
+    <w:p>
+      <w:pPr>
+        <w:pStyle w:val="Heading1"/>
+        <w:spacing w:after="120" w:before="280"/>
+      </w:pPr>
+      <w:r>
+        <w:t xml:space="preserve">Guidance &amp; Expectation Gap</w:t>
+      </w:r>
+    </w:p>
+    <w:p>
+      <w:pPr>
+        <w:spacing w:after="120"/>
+      </w:pPr>
+      <w:r>
+        <w:rPr>
+          <w:i/>
+          <w:iCs/>
+          <w:color w:val="666666"/>
+          <w:sz w:val="18"/>
+          <w:szCs w:val="18"/>
+        </w:rPr>
+        <w:t xml:space="preserve">Management guidance decoded into commitments, graded on the expectation → action → operational → commercial → financial ladder, then compared to what the current price appears to assume. Method: playbook/guidance-and-expectation-gap.md.</w:t>
+      </w:r>
+    </w:p>
+    <w:p>
+      <w:pPr>
+        <w:spacing w:after="120"/>
+      </w:pPr>
+      <w:r>
+        <w:rPr>
+          <w:b/>
+          <w:bCs/>
+          <w:sz w:val="20"/>
+          <w:szCs w:val="20"/>
+        </w:rPr>
+        <w:t xml:space="preserve">Commitment ladder (most-proven first):</w:t>
+      </w:r>
+    </w:p>
+    <w:tbl>
+      <w:tblPr>
+        <w:tblW w:type="dxa" w:w="9000"/>
+        <w:tblBorders>
+          <w:top w:val="single" w:color="auto" w:sz="4"/>
+          <w:left w:val="single" w:color="auto" w:sz="4"/>
+          <w:bottom w:val="single" w:color="auto" w:sz="4"/>
+          <w:right w:val="single" w:color="auto" w:sz="4"/>
+          <w:insideH w:val="single" w:color="auto" w:sz="4"/>
+          <w:insideV w:val="single" w:color="auto" w:sz="4"/>
+        </w:tblBorders>
+      </w:tblPr>
+      <w:tblGrid>
+        <w:gridCol w:w="1100"/>
+        <w:gridCol w:w="2600"/>
+        <w:gridCol w:w="2400"/>
+        <w:gridCol w:w="900"/>
+        <w:gridCol w:w="1200"/>
+        <w:gridCol w:w="800"/>
+      </w:tblGrid>
+      <w:tr>
+        <w:trPr>
+          <w:tblHeader/>
+        </w:trPr>
+        <w:tc>
+          <w:tcPr>
+            <w:tcW w:type="dxa" w:w="1100"/>
+            <w:shd w:fill="F2F2F2" w:val="clear"/>
+          </w:tcPr>
+          <w:p>
+            <w:r>
+              <w:rPr>
+                <w:b/>
+                <w:bCs/>
+                <w:sz w:val="18"/>
+                <w:szCs w:val="18"/>
+              </w:rPr>
+              <w:t xml:space="preserve">Area</w:t>
+            </w:r>
+          </w:p>
+        </w:tc>
+        <w:tc>
+          <w:tcPr>
+            <w:tcW w:type="dxa" w:w="2600"/>
+            <w:shd w:fill="F2F2F2" w:val="clear"/>
+          </w:tcPr>
+          <w:p>
+            <w:r>
+              <w:rPr>
+                <w:b/>
+                <w:bCs/>
+                <w:sz w:val="18"/>
+                <w:szCs w:val="18"/>
+              </w:rPr>
+              <w:t xml:space="preserve">Commitment</w:t>
+            </w:r>
+          </w:p>
+        </w:tc>
+        <w:tc>
+          <w:tcPr>
+            <w:tcW w:type="dxa" w:w="2400"/>
+            <w:shd w:fill="F2F2F2" w:val="clear"/>
+          </w:tcPr>
+          <w:p>
+            <w:r>
+              <w:rPr>
+                <w:b/>
+                <w:bCs/>
+                <w:sz w:val="18"/>
+                <w:szCs w:val="18"/>
+              </w:rPr>
+              <w:t xml:space="preserve">Specifics</w:t>
+            </w:r>
+          </w:p>
+        </w:tc>
+        <w:tc>
+          <w:tcPr>
+            <w:tcW w:type="dxa" w:w="900"/>
+            <w:shd w:fill="F2F2F2" w:val="clear"/>
+          </w:tcPr>
+          <w:p>
+            <w:r>
+              <w:rPr>
+                <w:b/>
+                <w:bCs/>
+                <w:sz w:val="18"/>
+                <w:szCs w:val="18"/>
+              </w:rPr>
+              <w:t xml:space="preserve">By when</w:t>
+            </w:r>
+          </w:p>
+        </w:tc>
+        <w:tc>
+          <w:tcPr>
+            <w:tcW w:type="dxa" w:w="1200"/>
+            <w:shd w:fill="F2F2F2" w:val="clear"/>
+          </w:tcPr>
+          <w:p>
+            <w:r>
+              <w:rPr>
+                <w:b/>
+                <w:bCs/>
+                <w:sz w:val="18"/>
+                <w:szCs w:val="18"/>
+              </w:rPr>
+              <w:t xml:space="preserve">Stage</w:t>
+            </w:r>
+          </w:p>
+        </w:tc>
+        <w:tc>
+          <w:tcPr>
+            <w:tcW w:type="dxa" w:w="800"/>
+            <w:shd w:fill="F2F2F2" w:val="clear"/>
+          </w:tcPr>
+          <w:p>
+            <w:r>
+              <w:rPr>
+                <w:b/>
+                <w:bCs/>
+                <w:sz w:val="18"/>
+                <w:szCs w:val="18"/>
+              </w:rPr>
+              <w:t xml:space="preserve">Thesis-critical</w:t>
+            </w:r>
+          </w:p>
+        </w:tc>
+      </w:tr>
+      <w:tr>
+        <w:tc>
+          <w:tcPr>
+            <w:tcW w:type="dxa" w:w="1100"/>
+          </w:tcPr>
+          <w:p>
+            <w:r>
+              <w:rPr>
+                <w:b w:val="false"/>
+                <w:bCs w:val="false"/>
+                <w:sz w:val="18"/>
+                <w:szCs w:val="18"/>
+              </w:rPr>
+              <w:t xml:space="preserve">margin</w:t>
+            </w:r>
+          </w:p>
+        </w:tc>
+        <w:tc>
+          <w:tcPr>
+            <w:tcW w:type="dxa" w:w="2600"/>
+          </w:tcPr>
+          <w:p>
+            <w:r>
+              <w:rPr>
+                <w:b w:val="false"/>
+                <w:bCs w:val="false"/>
+                <w:sz w:val="18"/>
+                <w:szCs w:val="18"/>
+              </w:rPr>
+              <w:t xml:space="preserve">EBITDA margin toward 14-15% (+200-250 bps), ROCE to 18-20%</w:t>
+            </w:r>
+          </w:p>
+        </w:tc>
+        <w:tc>
+          <w:tcPr>
+            <w:tcW w:type="dxa" w:w="2400"/>
+          </w:tcPr>
+          <w:p>
+            <w:r>
+              <w:rPr>
+                <w:b w:val="false"/>
+                <w:bCs w:val="false"/>
+                <w:sz w:val="18"/>
+                <w:szCs w:val="18"/>
+              </w:rPr>
+              <w:t xml:space="preserve">mix shift + scale + finance-cost fall</w:t>
+            </w:r>
+          </w:p>
+        </w:tc>
+        <w:tc>
+          <w:tcPr>
+            <w:tcW w:type="dxa" w:w="900"/>
+          </w:tcPr>
+          <w:p>
+            <w:r>
+              <w:rPr>
+                <w:b w:val="false"/>
+                <w:bCs w:val="false"/>
+                <w:sz w:val="18"/>
+                <w:szCs w:val="18"/>
+              </w:rPr>
+              <w:t xml:space="preserve">FY28</w:t>
+            </w:r>
+          </w:p>
+        </w:tc>
+        <w:tc>
+          <w:tcPr>
+            <w:tcW w:type="dxa" w:w="1200"/>
+          </w:tcPr>
+          <w:p>
+            <w:r>
+              <w:rPr>
+                <w:b w:val="false"/>
+                <w:bCs w:val="false"/>
+                <w:sz w:val="18"/>
+                <w:szCs w:val="18"/>
+              </w:rPr>
+              <w:t xml:space="preserve">operational</w:t>
+            </w:r>
+          </w:p>
+        </w:tc>
+        <w:tc>
+          <w:tcPr>
+            <w:tcW w:type="dxa" w:w="800"/>
+          </w:tcPr>
+          <w:p>
+            <w:r>
+              <w:rPr>
+                <w:b w:val="false"/>
+                <w:bCs w:val="false"/>
+                <w:sz w:val="18"/>
+                <w:szCs w:val="18"/>
+              </w:rPr>
+              <w:t xml:space="preserve">yes</w:t>
+            </w:r>
+          </w:p>
+        </w:tc>
+      </w:tr>
+      <w:tr>
+        <w:tc>
+          <w:tcPr>
+            <w:tcW w:type="dxa" w:w="1100"/>
+          </w:tcPr>
+          <w:p>
+            <w:r>
+              <w:rPr>
+                <w:b w:val="false"/>
+                <w:bCs w:val="false"/>
+                <w:sz w:val="18"/>
+                <w:szCs w:val="18"/>
+              </w:rPr>
+              <w:t xml:space="preserve">capacity</w:t>
+            </w:r>
+          </w:p>
+        </w:tc>
+        <w:tc>
+          <w:tcPr>
+            <w:tcW w:type="dxa" w:w="2600"/>
+          </w:tcPr>
+          <w:p>
+            <w:r>
+              <w:rPr>
+                <w:b w:val="false"/>
+                <w:bCs w:val="false"/>
+                <w:sz w:val="18"/>
+                <w:szCs w:val="18"/>
+              </w:rPr>
+              <w:t xml:space="preserve">Malaysian limestone mine operational</w:t>
+            </w:r>
+          </w:p>
+        </w:tc>
+        <w:tc>
+          <w:tcPr>
+            <w:tcW w:type="dxa" w:w="2400"/>
+          </w:tcPr>
+          <w:p>
+            <w:r>
+              <w:rPr>
+                <w:b w:val="false"/>
+                <w:bCs w:val="false"/>
+                <w:sz w:val="18"/>
+                <w:szCs w:val="18"/>
+              </w:rPr>
+              <w:t xml:space="preserve">~11 MT reserves, ~Rs 27 Cr acquisition, 40% of Rs 100 Cr capex</w:t>
+            </w:r>
+          </w:p>
+        </w:tc>
+        <w:tc>
+          <w:tcPr>
+            <w:tcW w:type="dxa" w:w="900"/>
+          </w:tcPr>
+          <w:p>
+            <w:r>
+              <w:rPr>
+                <w:b w:val="false"/>
+                <w:bCs w:val="false"/>
+                <w:sz w:val="18"/>
+                <w:szCs w:val="18"/>
+              </w:rPr>
+              <w:t xml:space="preserve">FY27</w:t>
+            </w:r>
+          </w:p>
+        </w:tc>
+        <w:tc>
+          <w:tcPr>
+            <w:tcW w:type="dxa" w:w="1200"/>
+          </w:tcPr>
+          <w:p>
+            <w:r>
+              <w:rPr>
+                <w:b w:val="false"/>
+                <w:bCs w:val="false"/>
+                <w:sz w:val="18"/>
+                <w:szCs w:val="18"/>
+              </w:rPr>
+              <w:t xml:space="preserve">action</w:t>
+            </w:r>
+          </w:p>
+        </w:tc>
+        <w:tc>
+          <w:tcPr>
+            <w:tcW w:type="dxa" w:w="800"/>
+          </w:tcPr>
+          <w:p>
+            <w:r>
+              <w:rPr>
+                <w:b w:val="false"/>
+                <w:bCs w:val="false"/>
+                <w:sz w:val="18"/>
+                <w:szCs w:val="18"/>
+              </w:rPr>
+              <w:t xml:space="preserve">yes</w:t>
+            </w:r>
+          </w:p>
+        </w:tc>
+      </w:tr>
+      <w:tr>
+        <w:tc>
+          <w:tcPr>
+            <w:tcW w:type="dxa" w:w="1100"/>
+          </w:tcPr>
+          <w:p>
+            <w:r>
+              <w:rPr>
+                <w:b w:val="false"/>
+                <w:bCs w:val="false"/>
+                <w:sz w:val="18"/>
+                <w:szCs w:val="18"/>
+              </w:rPr>
+              <w:t xml:space="preserve">growth</w:t>
+            </w:r>
+          </w:p>
+        </w:tc>
+        <w:tc>
+          <w:tcPr>
+            <w:tcW w:type="dxa" w:w="2600"/>
+          </w:tcPr>
+          <w:p>
+            <w:r>
+              <w:rPr>
+                <w:b w:val="false"/>
+                <w:bCs w:val="false"/>
+                <w:sz w:val="18"/>
+                <w:szCs w:val="18"/>
+              </w:rPr>
+              <w:t xml:space="preserve">18-22% revenue CAGR over 3-5 yrs; 20%+ high-value-product share by FY30</w:t>
+            </w:r>
+          </w:p>
+        </w:tc>
+        <w:tc>
+          <w:tcPr>
+            <w:tcW w:type="dxa" w:w="2400"/>
+          </w:tcPr>
+          <w:p>
+            <w:r>
+              <w:rPr>
+                <w:b w:val="false"/>
+                <w:bCs w:val="false"/>
+                <w:sz w:val="18"/>
+                <w:szCs w:val="18"/>
+              </w:rPr>
+              <w:t xml:space="preserve">—</w:t>
+            </w:r>
+          </w:p>
+        </w:tc>
+        <w:tc>
+          <w:tcPr>
+            <w:tcW w:type="dxa" w:w="900"/>
+          </w:tcPr>
+          <w:p>
+            <w:r>
+              <w:rPr>
+                <w:b w:val="false"/>
+                <w:bCs w:val="false"/>
+                <w:sz w:val="18"/>
+                <w:szCs w:val="18"/>
+              </w:rPr>
+              <w:t xml:space="preserve">beyond</w:t>
+            </w:r>
+          </w:p>
+        </w:tc>
+        <w:tc>
+          <w:tcPr>
+            <w:tcW w:type="dxa" w:w="1200"/>
+          </w:tcPr>
+          <w:p>
+            <w:r>
+              <w:rPr>
+                <w:b w:val="false"/>
+                <w:bCs w:val="false"/>
+                <w:sz w:val="18"/>
+                <w:szCs w:val="18"/>
+              </w:rPr>
+              <w:t xml:space="preserve">expectation</w:t>
+            </w:r>
+          </w:p>
+        </w:tc>
+        <w:tc>
+          <w:tcPr>
+            <w:tcW w:type="dxa" w:w="800"/>
+          </w:tcPr>
+          <w:p>
+            <w:r>
+              <w:rPr>
+                <w:b w:val="false"/>
+                <w:bCs w:val="false"/>
+                <w:sz w:val="18"/>
+                <w:szCs w:val="18"/>
+              </w:rPr>
+              <w:t xml:space="preserve">yes</w:t>
+            </w:r>
+          </w:p>
+        </w:tc>
+      </w:tr>
+      <w:tr>
+        <w:tc>
+          <w:tcPr>
+            <w:tcW w:type="dxa" w:w="1100"/>
+          </w:tcPr>
+          <w:p>
+            <w:r>
+              <w:rPr>
+                <w:b w:val="false"/>
+                <w:bCs w:val="false"/>
+                <w:sz w:val="18"/>
+                <w:szCs w:val="18"/>
+              </w:rPr>
+              <w:t xml:space="preserve">new_business</w:t>
+            </w:r>
+          </w:p>
+        </w:tc>
+        <w:tc>
+          <w:tcPr>
+            <w:tcW w:type="dxa" w:w="2600"/>
+          </w:tcPr>
+          <w:p>
+            <w:r>
+              <w:rPr>
+                <w:b w:val="false"/>
+                <w:bCs w:val="false"/>
+                <w:sz w:val="18"/>
+                <w:szCs w:val="18"/>
+              </w:rPr>
+              <w:t xml:space="preserve">Construction chemicals (Sievert JV) to ~5x from ~0.8% of revenue</w:t>
+            </w:r>
+          </w:p>
+        </w:tc>
+        <w:tc>
+          <w:tcPr>
+            <w:tcW w:type="dxa" w:w="2400"/>
+          </w:tcPr>
+          <w:p>
+            <w:r>
+              <w:rPr>
+                <w:b w:val="false"/>
+                <w:bCs w:val="false"/>
+                <w:sz w:val="18"/>
+                <w:szCs w:val="18"/>
+              </w:rPr>
+              <w:t xml:space="preserve">tile adhesives, plant inaugurated</w:t>
+            </w:r>
+          </w:p>
+        </w:tc>
+        <w:tc>
+          <w:tcPr>
+            <w:tcW w:type="dxa" w:w="900"/>
+          </w:tcPr>
+          <w:p>
+            <w:r>
+              <w:rPr>
+                <w:b w:val="false"/>
+                <w:bCs w:val="false"/>
+                <w:sz w:val="18"/>
+                <w:szCs w:val="18"/>
+              </w:rPr>
+              <w:t xml:space="preserve">FY28</w:t>
+            </w:r>
+          </w:p>
+        </w:tc>
+        <w:tc>
+          <w:tcPr>
+            <w:tcW w:type="dxa" w:w="1200"/>
+          </w:tcPr>
+          <w:p>
+            <w:r>
+              <w:rPr>
+                <w:b w:val="false"/>
+                <w:bCs w:val="false"/>
+                <w:sz w:val="18"/>
+                <w:szCs w:val="18"/>
+              </w:rPr>
+              <w:t xml:space="preserve">commercial</w:t>
+            </w:r>
+          </w:p>
+        </w:tc>
+        <w:tc>
+          <w:tcPr>
+            <w:tcW w:type="dxa" w:w="800"/>
+          </w:tcPr>
+          <w:p>
+            <w:r>
+              <w:rPr>
+                <w:b w:val="false"/>
+                <w:bCs w:val="false"/>
+                <w:sz w:val="18"/>
+                <w:szCs w:val="18"/>
+              </w:rPr>
+              <w:t xml:space="preserve"/>
+            </w:r>
+          </w:p>
+        </w:tc>
+      </w:tr>
+    </w:tbl>
+    <w:p>
+      <w:pPr>
+        <w:spacing w:after="60" w:before="120"/>
+      </w:pPr>
+      <w:r>
+        <w:rPr>
+          <w:b/>
+          <w:bCs/>
+          <w:sz w:val="20"/>
+          <w:szCs w:val="20"/>
+        </w:rPr>
+        <w:t xml:space="preserve">Earnings chain: </w:t>
+      </w:r>
+      <w:r>
+        <w:rPr>
+          <w:b w:val="false"/>
+          <w:bCs w:val="false"/>
+          <w:sz w:val="20"/>
+          <w:szCs w:val="20"/>
+        </w:rPr>
+        <w:t xml:space="preserve">value-added mix shift (polymers/rubber/exports/specialty)</w:t>
+      </w:r>
+      <w:r>
+        <w:rPr>
+          <w:color w:val="666666"/>
+          <w:sz w:val="20"/>
+          <w:szCs w:val="20"/>
+        </w:rPr>
+        <w:t xml:space="preserve"> → </w:t>
+      </w:r>
+      <w:r>
+        <w:rPr>
+          <w:b w:val="false"/>
+          <w:bCs w:val="false"/>
+          <w:sz w:val="20"/>
+          <w:szCs w:val="20"/>
+        </w:rPr>
+        <w:t xml:space="preserve">blended EBITDA margin expansion</w:t>
+      </w:r>
+      <w:r>
+        <w:rPr>
+          <w:color w:val="666666"/>
+          <w:sz w:val="20"/>
+          <w:szCs w:val="20"/>
+        </w:rPr>
+        <w:t xml:space="preserve"> → </w:t>
+      </w:r>
+      <w:r>
+        <w:rPr>
+          <w:b w:val="false"/>
+          <w:bCs w:val="false"/>
+          <w:sz w:val="20"/>
+          <w:szCs w:val="20"/>
+        </w:rPr>
+        <w:t xml:space="preserve">Malaysian mine captive cost advantage</w:t>
+      </w:r>
+      <w:r>
+        <w:rPr>
+          <w:color w:val="666666"/>
+          <w:sz w:val="20"/>
+          <w:szCs w:val="20"/>
+        </w:rPr>
+        <w:t xml:space="preserve"> → </w:t>
+      </w:r>
+      <w:r>
+        <w:rPr>
+          <w:b/>
+          <w:bCs/>
+          <w:color w:val="A32020"/>
+          <w:sz w:val="20"/>
+          <w:szCs w:val="20"/>
+        </w:rPr>
+        <w:t xml:space="preserve">revenue growth (currently stalled)</w:t>
+      </w:r>
+      <w:r>
+        <w:rPr>
+          <w:color w:val="666666"/>
+          <w:sz w:val="20"/>
+          <w:szCs w:val="20"/>
+        </w:rPr>
+        <w:t xml:space="preserve"> → </w:t>
+      </w:r>
+      <w:r>
+        <w:rPr>
+          <w:b w:val="false"/>
+          <w:bCs w:val="false"/>
+          <w:sz w:val="20"/>
+          <w:szCs w:val="20"/>
+        </w:rPr>
+        <w:t xml:space="preserve">operating leverage</w:t>
+      </w:r>
+      <w:r>
+        <w:rPr>
+          <w:color w:val="666666"/>
+          <w:sz w:val="20"/>
+          <w:szCs w:val="20"/>
+        </w:rPr>
+        <w:t xml:space="preserve"> → </w:t>
+      </w:r>
+      <w:r>
+        <w:rPr>
+          <w:b w:val="false"/>
+          <w:bCs w:val="false"/>
+          <w:sz w:val="20"/>
+          <w:szCs w:val="20"/>
+        </w:rPr>
+        <w:t xml:space="preserve">PAT / FCF</w:t>
+      </w:r>
+    </w:p>
+    <w:p>
+      <w:pPr>
+        <w:spacing w:after="120"/>
+      </w:pPr>
+      <w:r>
+        <w:rPr>
+          <w:color w:val="666666"/>
+          <w:sz w:val="18"/>
+          <w:szCs w:val="18"/>
+        </w:rPr>
+        <w:t xml:space="preserve">Bottleneck link: revenue growth (currently stalled).</w:t>
+      </w:r>
+    </w:p>
+    <w:p>
+      <w:pPr>
+        <w:spacing w:after="120"/>
+      </w:pPr>
+      <w:r>
+        <w:rPr>
+          <w:color w:val="666666"/>
+          <w:sz w:val="18"/>
+          <w:szCs w:val="18"/>
+        </w:rPr>
+        <w:t xml:space="preserve">Operating leverage: unclear -- margin is rising on mix + finance-cost fall, not volume; revenue flat YoY in Q1 FY27</w:t>
+      </w:r>
+    </w:p>
+    <w:p>
+      <w:pPr>
+        <w:spacing w:after="120"/>
+      </w:pPr>
+      <w:r>
+        <w:rPr>
+          <w:color w:val="666666"/>
+          <w:sz w:val="18"/>
+          <w:szCs w:val="18"/>
+        </w:rPr>
+        <w:t xml:space="preserve">Evidenced: value-added mix shift (polymers/rubber/exports/specialty); blended EBITDA margin expansion. Still assumed: Malaysian mine captive cost advantage; revenue growth (currently stalled); operating leverage.</w:t>
+      </w:r>
+    </w:p>
+    <w:p>
+      <w:pPr>
+        <w:spacing w:after="120"/>
+      </w:pPr>
+      <w:r>
+        <w:rPr>
+          <w:b/>
+          <w:bCs/>
+          <w:sz w:val="20"/>
+          <w:szCs w:val="20"/>
+        </w:rPr>
+        <w:t xml:space="preserve">Market expectation vs. our path:</w:t>
       </w:r>
     </w:p>
     <w:tbl>
@@ -346,125 +1562,287 @@
                 <w:b/>
                 <w:bCs/>
               </w:rPr>
-              <w:t xml:space="preserve">Theme</w:t>
-            </w:r>
-          </w:p>
-        </w:tc>
-        <w:tc>
-          <w:tcPr>
-            <w:tcW w:type="dxa" w:w="5800"/>
-          </w:tcPr>
-          <w:p>
-            <w:r>
-              <w:t xml:space="preserve">China-beating specialty minerals / functional additives (import-substitution + export)</w:t>
-            </w:r>
-          </w:p>
-        </w:tc>
-      </w:tr>
-      <w:tr>
-        <w:tc>
-          <w:tcPr>
-            <w:tcW w:type="dxa" w:w="3200"/>
-            <w:shd w:fill="F2F2F2" w:val="clear"/>
-          </w:tcPr>
-          <w:p>
-            <w:r>
-              <w:rPr>
-                <w:b/>
-                <w:bCs/>
-              </w:rPr>
-              <w:t xml:space="preserve">This company's position</w:t>
-            </w:r>
-          </w:p>
-        </w:tc>
-        <w:tc>
-          <w:tcPr>
-            <w:tcW w:type="dxa" w:w="5800"/>
-          </w:tcPr>
-          <w:p>
-            <w:r>
-              <w:t xml:space="preserve">Largest Indian micronized-minerals producer, mine-to-nano; supplier into paints, polymers, rubber, ceramics -- moving up into performance minerals and functional additives</w:t>
-            </w:r>
-          </w:p>
-        </w:tc>
-      </w:tr>
-      <w:tr>
-        <w:tc>
-          <w:tcPr>
-            <w:tcW w:type="dxa" w:w="3200"/>
-            <w:shd w:fill="F2F2F2" w:val="clear"/>
-          </w:tcPr>
-          <w:p>
-            <w:r>
-              <w:rPr>
-                <w:b/>
-                <w:bCs/>
-              </w:rPr>
-              <w:t xml:space="preserve">Bottleneck node (pricing power)</w:t>
-            </w:r>
-          </w:p>
-        </w:tc>
-        <w:tc>
-          <w:tcPr>
-            <w:tcW w:type="dxa" w:w="5800"/>
-          </w:tcPr>
-          <w:p>
-            <w:r>
-              <w:t xml:space="preserve">Captive mineral reserves + micronization/surface-treatment know-how and multi-year customer approvals for specialty grades</w:t>
-            </w:r>
-          </w:p>
-        </w:tc>
-      </w:tr>
-      <w:tr>
-        <w:tc>
-          <w:tcPr>
-            <w:tcW w:type="dxa" w:w="3200"/>
-            <w:shd w:fill="F2F2F2" w:val="clear"/>
-          </w:tcPr>
-          <w:p>
-            <w:r>
-              <w:rPr>
-                <w:b/>
-                <w:bCs/>
-              </w:rPr>
-              <w:t xml:space="preserve">Supply-side status</w:t>
-            </w:r>
-          </w:p>
-        </w:tc>
-        <w:tc>
-          <w:tcPr>
-            <w:tcW w:type="dxa" w:w="5800"/>
-          </w:tcPr>
-          <w:p>
-            <w:r>
-              <w:t xml:space="preserve">balanced</w:t>
-            </w:r>
-          </w:p>
-        </w:tc>
-      </w:tr>
-      <w:tr>
-        <w:tc>
-          <w:tcPr>
-            <w:tcW w:type="dxa" w:w="3200"/>
-            <w:shd w:fill="F2F2F2" w:val="clear"/>
-          </w:tcPr>
-          <w:p>
-            <w:r>
-              <w:rPr>
-                <w:b/>
-                <w:bCs/>
-              </w:rPr>
-              <w:t xml:space="preserve">Adjacent-node peers</w:t>
-            </w:r>
-          </w:p>
-        </w:tc>
-        <w:tc>
-          <w:tcPr>
-            <w:tcW w:type="dxa" w:w="5800"/>
-          </w:tcPr>
-          <w:p>
-            <w:r>
-              <w:t xml:space="preserve">Gujarat Poly-Electronics / Wolkem, Ashapura Minechem, Imerys (global), Omya (global)</w:t>
+              <w:t xml:space="preserve">As of</w:t>
+            </w:r>
+          </w:p>
+        </w:tc>
+        <w:tc>
+          <w:tcPr>
+            <w:tcW w:type="dxa" w:w="5800"/>
+          </w:tcPr>
+          <w:p>
+            <w:r>
+              <w:t xml:space="preserve">2026-09-08</w:t>
+            </w:r>
+          </w:p>
+        </w:tc>
+      </w:tr>
+      <w:tr>
+        <w:tc>
+          <w:tcPr>
+            <w:tcW w:type="dxa" w:w="3200"/>
+            <w:shd w:fill="F2F2F2" w:val="clear"/>
+          </w:tcPr>
+          <w:p>
+            <w:r>
+              <w:rPr>
+                <w:b/>
+                <w:bCs/>
+              </w:rPr>
+              <w:t xml:space="preserve">Price / multiple</w:t>
+            </w:r>
+          </w:p>
+        </w:tc>
+        <w:tc>
+          <w:tcPr>
+            <w:tcW w:type="dxa" w:w="5800"/>
+          </w:tcPr>
+          <w:p>
+            <w:r>
+              <w:t xml:space="preserve">Rs 235 · 12.5x P/E · 5.5x EV/EBITDA</w:t>
+            </w:r>
+          </w:p>
+        </w:tc>
+      </w:tr>
+      <w:tr>
+        <w:tc>
+          <w:tcPr>
+            <w:tcW w:type="dxa" w:w="3200"/>
+            <w:shd w:fill="F2F2F2" w:val="clear"/>
+          </w:tcPr>
+          <w:p>
+            <w:r>
+              <w:rPr>
+                <w:b/>
+                <w:bCs/>
+              </w:rPr>
+              <w:t xml:space="preserve">Right valuation lens</w:t>
+            </w:r>
+          </w:p>
+        </w:tc>
+        <w:tc>
+          <w:tcPr>
+            <w:tcW w:type="dxa" w:w="5800"/>
+          </w:tcPr>
+          <w:p>
+            <w:r>
+              <w:t xml:space="preserve">P/E</w:t>
+            </w:r>
+          </w:p>
+        </w:tc>
+      </w:tr>
+      <w:tr>
+        <w:tc>
+          <w:tcPr>
+            <w:tcW w:type="dxa" w:w="3200"/>
+            <w:shd w:fill="F2F2F2" w:val="clear"/>
+          </w:tcPr>
+          <w:p>
+            <w:r>
+              <w:rPr>
+                <w:b/>
+                <w:bCs/>
+              </w:rPr>
+              <w:t xml:space="preserve">Price implies</w:t>
+            </w:r>
+          </w:p>
+        </w:tc>
+        <w:tc>
+          <w:tcPr>
+            <w:tcW w:type="dxa" w:w="5800"/>
+          </w:tcPr>
+          <w:p>
+            <w:r>
+              <w:t xml:space="preserve">At ~12x trailing P/E vs a ~15x exit for a largely-commodity converter, the market implies only ~5-8% EPS CAGR FY26-28 -- very low expectations already baked in</w:t>
+            </w:r>
+          </w:p>
+        </w:tc>
+      </w:tr>
+      <w:tr>
+        <w:tc>
+          <w:tcPr>
+            <w:tcW w:type="dxa" w:w="3200"/>
+            <w:shd w:fill="F2F2F2" w:val="clear"/>
+          </w:tcPr>
+          <w:p>
+            <w:r>
+              <w:rPr>
+                <w:b/>
+                <w:bCs/>
+              </w:rPr>
+              <w:t xml:space="preserve">Our FY27</w:t>
+            </w:r>
+          </w:p>
+        </w:tc>
+        <w:tc>
+          <w:tcPr>
+            <w:tcW w:type="dxa" w:w="5800"/>
+          </w:tcPr>
+          <w:p>
+            <w:r>
+              <w:t xml:space="preserve">revenue roughly flat to +5% (Q1 FY27 -1% YoY); EBITDA margin ~13.3-13.8%; PAT +5-10% on margin + lower finance cost</w:t>
+            </w:r>
+          </w:p>
+        </w:tc>
+      </w:tr>
+      <w:tr>
+        <w:tc>
+          <w:tcPr>
+            <w:tcW w:type="dxa" w:w="3200"/>
+            <w:shd w:fill="F2F2F2" w:val="clear"/>
+          </w:tcPr>
+          <w:p>
+            <w:r>
+              <w:rPr>
+                <w:b/>
+                <w:bCs/>
+              </w:rPr>
+              <w:t xml:space="preserve">Our FY28</w:t>
+            </w:r>
+          </w:p>
+        </w:tc>
+        <w:tc>
+          <w:tcPr>
+            <w:tcW w:type="dxa" w:w="5800"/>
+          </w:tcPr>
+          <w:p>
+            <w:r>
+              <w:t xml:space="preserve">mid-single to low-double-digit revenue growth if Malaysian mine + construction chemicals contribute; margin toward 14%; PAT +10-15%</w:t>
+            </w:r>
+          </w:p>
+        </w:tc>
+      </w:tr>
+      <w:tr>
+        <w:tc>
+          <w:tcPr>
+            <w:tcW w:type="dxa" w:w="3200"/>
+            <w:shd w:fill="F2F2F2" w:val="clear"/>
+          </w:tcPr>
+          <w:p>
+            <w:r>
+              <w:rPr>
+                <w:b/>
+                <w:bCs/>
+              </w:rPr>
+              <w:t xml:space="preserve">Gap direction</w:t>
+            </w:r>
+          </w:p>
+        </w:tc>
+        <w:tc>
+          <w:tcPr>
+            <w:tcW w:type="dxa" w:w="5800"/>
+          </w:tcPr>
+          <w:p>
+            <w:r>
+              <w:t xml:space="preserve">partially-priced</w:t>
+            </w:r>
+          </w:p>
+        </w:tc>
+      </w:tr>
+      <w:tr>
+        <w:tc>
+          <w:tcPr>
+            <w:tcW w:type="dxa" w:w="3200"/>
+            <w:shd w:fill="F2F2F2" w:val="clear"/>
+          </w:tcPr>
+          <w:p>
+            <w:r>
+              <w:rPr>
+                <w:b/>
+                <w:bCs/>
+              </w:rPr>
+              <w:t xml:space="preserve">Gap type</w:t>
+            </w:r>
+          </w:p>
+        </w:tc>
+        <w:tc>
+          <w:tcPr>
+            <w:tcW w:type="dxa" w:w="5800"/>
+          </w:tcPr>
+          <w:p>
+            <w:r>
+              <w:t xml:space="preserve">margin</w:t>
+            </w:r>
+          </w:p>
+        </w:tc>
+      </w:tr>
+      <w:tr>
+        <w:tc>
+          <w:tcPr>
+            <w:tcW w:type="dxa" w:w="3200"/>
+            <w:shd w:fill="F2F2F2" w:val="clear"/>
+          </w:tcPr>
+          <w:p>
+            <w:r>
+              <w:rPr>
+                <w:b/>
+                <w:bCs/>
+              </w:rPr>
+              <w:t xml:space="preserve">Gap magnitude</w:t>
+            </w:r>
+          </w:p>
+        </w:tc>
+        <w:tc>
+          <w:tcPr>
+            <w:tcW w:type="dxa" w:w="5800"/>
+          </w:tcPr>
+          <w:p>
+            <w:r>
+              <w:t xml:space="preserve">not estimable</w:t>
+            </w:r>
+          </w:p>
+        </w:tc>
+      </w:tr>
+      <w:tr>
+        <w:tc>
+          <w:tcPr>
+            <w:tcW w:type="dxa" w:w="3200"/>
+            <w:shd w:fill="F2F2F2" w:val="clear"/>
+          </w:tcPr>
+          <w:p>
+            <w:r>
+              <w:rPr>
+                <w:b/>
+                <w:bCs/>
+              </w:rPr>
+              <w:t xml:space="preserve">Gap basis</w:t>
+            </w:r>
+          </w:p>
+        </w:tc>
+        <w:tc>
+          <w:tcPr>
+            <w:tcW w:type="dxa" w:w="5800"/>
+          </w:tcPr>
+          <w:p>
+            <w:r>
+              <w:t xml:space="preserve">Multiple prices near-zero growth; margin inflection + finance-cost tailwind give an earnings path modestly above that, but revenue has stalled (Q1 FY27 flat YoY) so upside is margin-led and slow</w:t>
+            </w:r>
+          </w:p>
+        </w:tc>
+      </w:tr>
+      <w:tr>
+        <w:tc>
+          <w:tcPr>
+            <w:tcW w:type="dxa" w:w="3200"/>
+            <w:shd w:fill="F2F2F2" w:val="clear"/>
+          </w:tcPr>
+          <w:p>
+            <w:r>
+              <w:rPr>
+                <w:b/>
+                <w:bCs/>
+              </w:rPr>
+              <w:t xml:space="preserve">Evidence quality</w:t>
+            </w:r>
+          </w:p>
+        </w:tc>
+        <w:tc>
+          <w:tcPr>
+            <w:tcW w:type="dxa" w:w="5800"/>
+          </w:tcPr>
+          <w:p>
+            <w:r>
+              <w:t xml:space="preserve">monitor</w:t>
             </w:r>
           </w:p>
         </w:tc>
@@ -474,13 +1852,44 @@
       <w:pPr>
         <w:spacing w:after="120"/>
       </w:pPr>
+      <w:r>
+        <w:rPr>
+          <w:i/>
+          <w:iCs/>
+          <w:color w:val="666666"/>
+          <w:sz w:val="16"/>
+          <w:szCs w:val="16"/>
+        </w:rPr>
+        <w:t xml:space="preserve">no broker consensus; implied path is a reverse-P/E estimate + screener.in forward figures + VP thread view</w:t>
+      </w:r>
+    </w:p>
+    <w:p>
+      <w:pPr>
+        <w:spacing w:after="120" w:before="120"/>
+      </w:pPr>
+      <w:r>
+        <w:rPr>
+          <w:b/>
+          <w:bCs/>
+          <w:sz w:val="20"/>
+          <w:szCs w:val="20"/>
+        </w:rPr>
+        <w:t xml:space="preserve">Catalyst: </w:t>
+      </w:r>
+      <w:r>
+        <w:rPr>
+          <w:sz w:val="20"/>
+          <w:szCs w:val="20"/>
+        </w:rPr>
+        <w:t xml:space="preserve">Malaysian mine commissioning + a FY27 quarter showing revenue growth resuming alongside a ~13.5%+ EBITDA margin</w:t>
+      </w:r>
       <w:r>
         <w:rPr>
           <w:color w:val="666666"/>
           <w:sz w:val="18"/>
           <w:szCs w:val="18"/>
         </w:rPr>
-        <w:t xml:space="preserve">Commodity ~80% of the book (cost-driven, China-exposed); the thesis rides on the ~20% value-added slice compounding faster and lifting blended margin. Malaysian mine + captive reserves are the cost-side lever in the commodity book.</w:t>
+        <w:t xml:space="preserve"> (window ~9M from 2026-09-08; undated; evidence med; pending)</w:t>
       </w:r>
     </w:p>
     <w:p>
@@ -489,62 +1898,7 @@
         <w:spacing w:after="120" w:before="280"/>
       </w:pPr>
       <w:r>
-        <w:t xml:space="preserve">Technical Read (Weekly / Monthly MACD + Bollinger Bands, or RSI/CCI/Williams %R proxy)</w:t>
-      </w:r>
-    </w:p>
-    <w:p>
-      <w:pPr>
-        <w:spacing w:after="120"/>
-      </w:pPr>
-      <w:r>
-        <w:t xml:space="preserve">Not pulled. 52-week range ~Rs 130-284; was put under ASM/T2T in late 2024 after a &gt;150% run (no fundamental trigger).</w:t>
-      </w:r>
-    </w:p>
-    <w:p>
-      <w:pPr>
-        <w:pStyle w:val="Heading1"/>
-        <w:spacing w:after="120" w:before="280"/>
-      </w:pPr>
-      <w:r>
-        <w:t xml:space="preserve">ValuePickr Community Signal</w:t>
-      </w:r>
-    </w:p>
-    <w:p>
-      <w:pPr>
-        <w:spacing w:after="120"/>
-      </w:pPr>
-      <w:r>
-        <w:t xml:space="preserve">Active thread; anchor bull is pranavpallod12 (trusted, elevated) for whom 20ML is the single biggest portfolio position by cost. His thesis, repeated with quarterly updates: cheap valuation caps downside, margins inflecting, mix shifting to value-added, Malaysian mines for cost-side moat in the commodity book, backward integration reduces freight/RM volatility. A Financial Express 'hidden gems' piece (Dec-2025) framed the same 'boring mineral company quietly becoming a specialty play' narrative. Pushback: Malolan_R notes calcium carbonate is abundant / low value-add and China is a big player; Aman_Jain3, Jagdish85, Investsafe and akshay_awasthi press hard on the Rs 50 Cr related-party loan and on family remuneration (~Rs 7.5 Cr / 12% of PAT), several e-mailing IR and getting only standard responses. Management gave no FY27 guidance ('uncertainty'), near term called 'hazy'.</w:t>
-      </w:r>
-    </w:p>
-    <w:p>
-      <w:pPr>
-        <w:spacing w:after="120"/>
-      </w:pPr>
-      <w:r>
-        <w:rPr>
-          <w:b/>
-          <w:bCs/>
-          <w:sz w:val="20"/>
-          <w:szCs w:val="20"/>
-        </w:rPr>
-        <w:t xml:space="preserve">High-conviction call from a top contributor: </w:t>
-      </w:r>
-      <w:r>
-        <w:rPr>
-          <w:sz w:val="20"/>
-          <w:szCs w:val="20"/>
-        </w:rPr>
-        <w:t xml:space="preserve">One trusted (elevated) user holds a large, openly-disclosed conviction position and updates the thread every quarter with a constructive thesis; no trusted user is bearish. Governance concerns are raised by non-trusted posters. Net: positive trusted signal at elevated tier (not core, no floor).</w:t>
-      </w:r>
-    </w:p>
-    <w:p>
-      <w:pPr>
-        <w:pStyle w:val="Heading1"/>
-        <w:spacing w:after="120" w:before="280"/>
-      </w:pPr>
-      <w:r>
-        <w:t xml:space="preserve">Trusted-User Signals (Ongoing)</w:t>
+        <w:t xml:space="preserve">Ishmohit-Lens Checks (value chain · earnings quality · growth trajectory · management · quality metrics · track record · global-signal check)</w:t>
       </w:r>
     </w:p>
     <w:p>
@@ -559,12 +1913,12 @@
           <w:sz w:val="18"/>
           <w:szCs w:val="18"/>
         </w:rPr>
-        <w:t xml:space="preserve">Every time a trusted user expresses clear conviction on this stock, most recent first — this section accumulates over time, it isn't a one-time snapshot.</w:t>
-      </w:r>
-    </w:p>
-    <w:p>
-      <w:pPr>
-        <w:spacing w:after="100"/>
+        <w:t xml:space="preserve">Extra checks drawn from @ishmohit1 / SOIC methodology (playbook/ishmohit-soic-style.md): where the company sits in its value chain and what the supply side is doing, whether a margin/PAT inflection is structural or a cyclical peak, the rate-of-change of growth vs. what the multiple demands, and management quality as a positive attribute.</w:t>
+      </w:r>
+    </w:p>
+    <w:p>
+      <w:pPr>
+        <w:spacing w:after="120"/>
       </w:pPr>
       <w:r>
         <w:rPr>
@@ -573,8 +1927,769 @@
           <w:sz w:val="20"/>
           <w:szCs w:val="20"/>
         </w:rPr>
-        <w:t xml:space="preserve">2026-06-19 — pranavpallod12</w:t>
-      </w:r>
+        <w:t xml:space="preserve">Value chain &amp; supply side:</w:t>
+      </w:r>
+    </w:p>
+    <w:tbl>
+      <w:tblPr>
+        <w:tblW w:type="dxa" w:w="9000"/>
+        <w:tblBorders>
+          <w:top w:val="single" w:color="auto" w:sz="4"/>
+          <w:left w:val="single" w:color="auto" w:sz="4"/>
+          <w:bottom w:val="single" w:color="auto" w:sz="4"/>
+          <w:right w:val="single" w:color="auto" w:sz="4"/>
+          <w:insideH w:val="single" w:color="auto" w:sz="4"/>
+          <w:insideV w:val="single" w:color="auto" w:sz="4"/>
+        </w:tblBorders>
+      </w:tblPr>
+      <w:tblGrid>
+        <w:gridCol w:w="3200"/>
+        <w:gridCol w:w="5800"/>
+      </w:tblGrid>
+      <w:tr>
+        <w:tc>
+          <w:tcPr>
+            <w:tcW w:type="dxa" w:w="3200"/>
+            <w:shd w:fill="F2F2F2" w:val="clear"/>
+          </w:tcPr>
+          <w:p>
+            <w:r>
+              <w:rPr>
+                <w:b/>
+                <w:bCs/>
+              </w:rPr>
+              <w:t xml:space="preserve">Theme</w:t>
+            </w:r>
+          </w:p>
+        </w:tc>
+        <w:tc>
+          <w:tcPr>
+            <w:tcW w:type="dxa" w:w="5800"/>
+          </w:tcPr>
+          <w:p>
+            <w:r>
+              <w:t xml:space="preserve">China-beating specialty minerals / functional additives (import-substitution + export)</w:t>
+            </w:r>
+          </w:p>
+        </w:tc>
+      </w:tr>
+      <w:tr>
+        <w:tc>
+          <w:tcPr>
+            <w:tcW w:type="dxa" w:w="3200"/>
+            <w:shd w:fill="F2F2F2" w:val="clear"/>
+          </w:tcPr>
+          <w:p>
+            <w:r>
+              <w:rPr>
+                <w:b/>
+                <w:bCs/>
+              </w:rPr>
+              <w:t xml:space="preserve">This company's position</w:t>
+            </w:r>
+          </w:p>
+        </w:tc>
+        <w:tc>
+          <w:tcPr>
+            <w:tcW w:type="dxa" w:w="5800"/>
+          </w:tcPr>
+          <w:p>
+            <w:r>
+              <w:t xml:space="preserve">Largest Indian micronized-minerals producer, mine-to-nano; supplier into paints, polymers, rubber, ceramics -- moving up into performance minerals and functional additives</w:t>
+            </w:r>
+          </w:p>
+        </w:tc>
+      </w:tr>
+      <w:tr>
+        <w:tc>
+          <w:tcPr>
+            <w:tcW w:type="dxa" w:w="3200"/>
+            <w:shd w:fill="F2F2F2" w:val="clear"/>
+          </w:tcPr>
+          <w:p>
+            <w:r>
+              <w:rPr>
+                <w:b/>
+                <w:bCs/>
+              </w:rPr>
+              <w:t xml:space="preserve">Bottleneck node (pricing power)</w:t>
+            </w:r>
+          </w:p>
+        </w:tc>
+        <w:tc>
+          <w:tcPr>
+            <w:tcW w:type="dxa" w:w="5800"/>
+          </w:tcPr>
+          <w:p>
+            <w:r>
+              <w:t xml:space="preserve">Captive mineral reserves + micronization/surface-treatment know-how and multi-year customer approvals for specialty grades</w:t>
+            </w:r>
+          </w:p>
+        </w:tc>
+      </w:tr>
+      <w:tr>
+        <w:tc>
+          <w:tcPr>
+            <w:tcW w:type="dxa" w:w="3200"/>
+            <w:shd w:fill="F2F2F2" w:val="clear"/>
+          </w:tcPr>
+          <w:p>
+            <w:r>
+              <w:rPr>
+                <w:b/>
+                <w:bCs/>
+              </w:rPr>
+              <w:t xml:space="preserve">Supply-side status</w:t>
+            </w:r>
+          </w:p>
+        </w:tc>
+        <w:tc>
+          <w:tcPr>
+            <w:tcW w:type="dxa" w:w="5800"/>
+          </w:tcPr>
+          <w:p>
+            <w:r>
+              <w:t xml:space="preserve">balanced</w:t>
+            </w:r>
+          </w:p>
+        </w:tc>
+      </w:tr>
+      <w:tr>
+        <w:tc>
+          <w:tcPr>
+            <w:tcW w:type="dxa" w:w="3200"/>
+            <w:shd w:fill="F2F2F2" w:val="clear"/>
+          </w:tcPr>
+          <w:p>
+            <w:r>
+              <w:rPr>
+                <w:b/>
+                <w:bCs/>
+              </w:rPr>
+              <w:t xml:space="preserve">Adjacent-node peers</w:t>
+            </w:r>
+          </w:p>
+        </w:tc>
+        <w:tc>
+          <w:tcPr>
+            <w:tcW w:type="dxa" w:w="5800"/>
+          </w:tcPr>
+          <w:p>
+            <w:r>
+              <w:t xml:space="preserve">Ashapura Minechem, Wolkem India, Imerys (global), Omya (global)</w:t>
+            </w:r>
+          </w:p>
+        </w:tc>
+      </w:tr>
+    </w:tbl>
+    <w:p>
+      <w:pPr>
+        <w:spacing w:after="120"/>
+      </w:pPr>
+      <w:r>
+        <w:rPr>
+          <w:color w:val="666666"/>
+          <w:sz w:val="18"/>
+          <w:szCs w:val="18"/>
+        </w:rPr>
+        <w:t xml:space="preserve">Commodity ~80% of the book (cost-driven, China-exposed); thesis rides on the ~20% value-added slice compounding faster and lifting blended margin. Malaysian mine + captive reserves are the cost-side lever in the commodity book.</w:t>
+      </w:r>
+    </w:p>
+    <w:p>
+      <w:pPr>
+        <w:spacing w:after="60" w:before="120"/>
+      </w:pPr>
+      <w:r>
+        <w:rPr>
+          <w:b/>
+          <w:bCs/>
+          <w:sz w:val="20"/>
+          <w:szCs w:val="20"/>
+        </w:rPr>
+        <w:t xml:space="preserve">Earnings quality: </w:t>
+      </w:r>
+      <w:r>
+        <w:rPr>
+          <w:sz w:val="20"/>
+          <w:szCs w:val="20"/>
+        </w:rPr>
+        <w:t xml:space="preserve">margin driver mixed</w:t>
+      </w:r>
+      <w:r>
+        <w:rPr>
+          <w:b/>
+          <w:bCs/>
+          <w:color w:val="A32020"/>
+          <w:sz w:val="20"/>
+          <w:szCs w:val="20"/>
+        </w:rPr>
+        <w:t xml:space="preserve"/>
+      </w:r>
+    </w:p>
+    <w:p>
+      <w:pPr>
+        <w:spacing w:after="120"/>
+      </w:pPr>
+      <w:r>
+        <w:rPr>
+          <w:color w:val="666666"/>
+          <w:sz w:val="18"/>
+          <w:szCs w:val="18"/>
+        </w:rPr>
+        <w:t xml:space="preserve">Drivers: value-added mix shift (polymers/rubber/exports/specialty); finance-cost reduction / deleveraging; operating discipline through the paints price war.</w:t>
+      </w:r>
+    </w:p>
+    <w:p>
+      <w:pPr>
+        <w:spacing w:after="120"/>
+      </w:pPr>
+      <w:r>
+        <w:rPr>
+          <w:color w:val="666666"/>
+          <w:sz w:val="18"/>
+          <w:szCs w:val="18"/>
+        </w:rPr>
+        <w:t xml:space="preserve">Current ~13% operating margin sits inside management's guided 13-15% band and below the 14-15% target; it is a recovery off a cyclical low, not a spike -- no peak-margin risk.</w:t>
+      </w:r>
+    </w:p>
+    <w:p>
+      <w:pPr>
+        <w:spacing w:after="60" w:before="120"/>
+      </w:pPr>
+      <w:r>
+        <w:rPr>
+          <w:b/>
+          <w:bCs/>
+          <w:sz w:val="20"/>
+          <w:szCs w:val="20"/>
+        </w:rPr>
+        <w:t xml:space="preserve">Growth trajectory: </w:t>
+      </w:r>
+      <w:r>
+        <w:rPr>
+          <w:b/>
+          <w:bCs/>
+          <w:color w:val="A32020"/>
+          <w:sz w:val="20"/>
+          <w:szCs w:val="20"/>
+        </w:rPr>
+        <w:t xml:space="preserve">YoY growth rate is decelerating</w:t>
+      </w:r>
+    </w:p>
+    <w:p>
+      <w:pPr>
+        <w:spacing w:after="120"/>
+      </w:pPr>
+      <w:r>
+        <w:rPr>
+          <w:color w:val="666666"/>
+          <w:sz w:val="18"/>
+          <w:szCs w:val="18"/>
+        </w:rPr>
+        <w:t xml:space="preserve">Reported YoY revenue: FY26 +~18% (flattered by consolidation); organic trend softened through the year; Q1 FY27 -1.0% YoY and -6.3% QoQ. PAT YoY: Q3 FY26 +36.6%, FY26 +6.7%, Q1 FY27 +5.5%.</w:t>
+      </w:r>
+    </w:p>
+    <w:p>
+      <w:pPr>
+        <w:spacing w:after="120"/>
+      </w:pPr>
+      <w:r>
+        <w:rPr>
+          <w:color w:val="666666"/>
+          <w:sz w:val="18"/>
+          <w:szCs w:val="18"/>
+        </w:rPr>
+        <w:t xml:space="preserve">Reverse P/E: ~12x trailing needs only ~5-8% EPS CAGR to hold vs a 15x exit; margin path can deliver that even with flat revenue, but there is little cushion if margins stall.</w:t>
+      </w:r>
+    </w:p>
+    <w:p>
+      <w:pPr>
+        <w:spacing w:after="120"/>
+      </w:pPr>
+      <w:r>
+        <w:rPr>
+          <w:b/>
+          <w:bCs/>
+          <w:sz w:val="20"/>
+          <w:szCs w:val="20"/>
+        </w:rPr>
+        <w:t xml:space="preserve">Management quality (TVGP's "P"):</w:t>
+      </w:r>
+    </w:p>
+    <w:tbl>
+      <w:tblPr>
+        <w:tblW w:type="dxa" w:w="9000"/>
+        <w:tblBorders>
+          <w:top w:val="single" w:color="auto" w:sz="4"/>
+          <w:left w:val="single" w:color="auto" w:sz="4"/>
+          <w:bottom w:val="single" w:color="auto" w:sz="4"/>
+          <w:right w:val="single" w:color="auto" w:sz="4"/>
+          <w:insideH w:val="single" w:color="auto" w:sz="4"/>
+          <w:insideV w:val="single" w:color="auto" w:sz="4"/>
+        </w:tblBorders>
+      </w:tblPr>
+      <w:tblGrid>
+        <w:gridCol w:w="3200"/>
+        <w:gridCol w:w="5800"/>
+      </w:tblGrid>
+      <w:tr>
+        <w:tc>
+          <w:tcPr>
+            <w:tcW w:type="dxa" w:w="3200"/>
+            <w:shd w:fill="F2F2F2" w:val="clear"/>
+          </w:tcPr>
+          <w:p>
+            <w:r>
+              <w:rPr>
+                <w:b/>
+                <w:bCs/>
+              </w:rPr>
+              <w:t xml:space="preserve">Assessment</w:t>
+            </w:r>
+          </w:p>
+        </w:tc>
+        <w:tc>
+          <w:tcPr>
+            <w:tcW w:type="dxa" w:w="5800"/>
+          </w:tcPr>
+          <w:p>
+            <w:r>
+              <w:t xml:space="preserve">neutral</w:t>
+            </w:r>
+          </w:p>
+        </w:tc>
+      </w:tr>
+      <w:tr>
+        <w:tc>
+          <w:tcPr>
+            <w:tcW w:type="dxa" w:w="3200"/>
+            <w:shd w:fill="F2F2F2" w:val="clear"/>
+          </w:tcPr>
+          <w:p>
+            <w:r>
+              <w:rPr>
+                <w:b/>
+                <w:bCs/>
+              </w:rPr>
+              <w:t xml:space="preserve">Capital allocation</w:t>
+            </w:r>
+          </w:p>
+        </w:tc>
+        <w:tc>
+          <w:tcPr>
+            <w:tcW w:type="dxa" w:w="5800"/>
+          </w:tcPr>
+          <w:p>
+            <w:r>
+              <w:t xml:space="preserve">Reinvesting at ~17% ROCE; FY25 FCF negative (~ -Rs 45 Cr) on capex + working-capital build; Rs 100 Cr programme largely equity/accrual funded; Malaysian acquisition small (~Rs 27 Cr); one Rs 50 Cr related-party loan executed Mar-2026 (stated ring-fenced to a subsidiary) (neutral)</w:t>
+            </w:r>
+          </w:p>
+        </w:tc>
+      </w:tr>
+      <w:tr>
+        <w:tc>
+          <w:tcPr>
+            <w:tcW w:type="dxa" w:w="3200"/>
+            <w:shd w:fill="F2F2F2" w:val="clear"/>
+          </w:tcPr>
+          <w:p>
+            <w:r>
+              <w:rPr>
+                <w:b/>
+                <w:bCs/>
+              </w:rPr>
+              <w:t xml:space="preserve">Related-party trend</w:t>
+            </w:r>
+          </w:p>
+        </w:tc>
+        <w:tc>
+          <w:tcPr>
+            <w:tcW w:type="dxa" w:w="5800"/>
+          </w:tcPr>
+          <w:p>
+            <w:r>
+              <w:t xml:space="preserve">rising</w:t>
+            </w:r>
+          </w:p>
+        </w:tc>
+      </w:tr>
+      <w:tr>
+        <w:tc>
+          <w:tcPr>
+            <w:tcW w:type="dxa" w:w="3200"/>
+            <w:shd w:fill="F2F2F2" w:val="clear"/>
+          </w:tcPr>
+          <w:p>
+            <w:r>
+              <w:rPr>
+                <w:b/>
+                <w:bCs/>
+              </w:rPr>
+              <w:t xml:space="preserve">Guidance credibility</w:t>
+            </w:r>
+          </w:p>
+        </w:tc>
+        <w:tc>
+          <w:tcPr>
+            <w:tcW w:type="dxa" w:w="5800"/>
+          </w:tcPr>
+          <w:p>
+            <w:r>
+              <w:t xml:space="preserve">mixed</w:t>
+            </w:r>
+          </w:p>
+        </w:tc>
+      </w:tr>
+      <w:tr>
+        <w:tc>
+          <w:tcPr>
+            <w:tcW w:type="dxa" w:w="3200"/>
+            <w:shd w:fill="F2F2F2" w:val="clear"/>
+          </w:tcPr>
+          <w:p>
+            <w:r>
+              <w:rPr>
+                <w:b/>
+                <w:bCs/>
+              </w:rPr>
+              <w:t xml:space="preserve">Shareholder returns</w:t>
+            </w:r>
+          </w:p>
+        </w:tc>
+        <w:tc>
+          <w:tcPr>
+            <w:tcW w:type="dxa" w:w="5800"/>
+          </w:tcPr>
+          <w:p>
+            <w:r>
+              <w:t xml:space="preserve">initiated</w:t>
+            </w:r>
+          </w:p>
+        </w:tc>
+      </w:tr>
+      <w:tr>
+        <w:tc>
+          <w:tcPr>
+            <w:tcW w:type="dxa" w:w="3200"/>
+            <w:shd w:fill="F2F2F2" w:val="clear"/>
+          </w:tcPr>
+          <w:p>
+            <w:r>
+              <w:rPr>
+                <w:b/>
+                <w:bCs/>
+              </w:rPr>
+              <w:t xml:space="preserve">Capability ladder / VAP</w:t>
+            </w:r>
+          </w:p>
+        </w:tc>
+        <w:tc>
+          <w:tcPr>
+            <w:tcW w:type="dxa" w:w="5800"/>
+          </w:tcPr>
+          <w:p>
+            <w:r>
+              <w:t xml:space="preserve">Explicit multi-year 'evolution' toward Performance Minerals, specialty chemicals and functional additives; stated FY30 target of 20%+ high-value-product share</w:t>
+            </w:r>
+          </w:p>
+        </w:tc>
+      </w:tr>
+    </w:tbl>
+    <w:p>
+      <w:pPr>
+        <w:spacing w:after="120"/>
+      </w:pPr>
+      <w:r>
+        <w:rPr>
+          <w:b/>
+          <w:bCs/>
+          <w:sz w:val="20"/>
+          <w:szCs w:val="20"/>
+        </w:rPr>
+        <w:t xml:space="preserve">Quality metrics (ROCE · debt · FCF · margin · capex):</w:t>
+      </w:r>
+    </w:p>
+    <w:tbl>
+      <w:tblPr>
+        <w:tblW w:type="dxa" w:w="9000"/>
+        <w:tblBorders>
+          <w:top w:val="single" w:color="auto" w:sz="4"/>
+          <w:left w:val="single" w:color="auto" w:sz="4"/>
+          <w:bottom w:val="single" w:color="auto" w:sz="4"/>
+          <w:right w:val="single" w:color="auto" w:sz="4"/>
+          <w:insideH w:val="single" w:color="auto" w:sz="4"/>
+          <w:insideV w:val="single" w:color="auto" w:sz="4"/>
+        </w:tblBorders>
+      </w:tblPr>
+      <w:tblGrid>
+        <w:gridCol w:w="3200"/>
+        <w:gridCol w:w="5800"/>
+      </w:tblGrid>
+      <w:tr>
+        <w:tc>
+          <w:tcPr>
+            <w:tcW w:type="dxa" w:w="3200"/>
+            <w:shd w:fill="F2F2F2" w:val="clear"/>
+          </w:tcPr>
+          <w:p>
+            <w:r>
+              <w:rPr>
+                <w:b/>
+                <w:bCs/>
+              </w:rPr>
+              <w:t xml:space="preserve">Assessment</w:t>
+            </w:r>
+          </w:p>
+        </w:tc>
+        <w:tc>
+          <w:tcPr>
+            <w:tcW w:type="dxa" w:w="5800"/>
+          </w:tcPr>
+          <w:p>
+            <w:r>
+              <w:t xml:space="preserve">neutral</w:t>
+            </w:r>
+          </w:p>
+        </w:tc>
+      </w:tr>
+      <w:tr>
+        <w:tc>
+          <w:tcPr>
+            <w:tcW w:type="dxa" w:w="3200"/>
+            <w:shd w:fill="F2F2F2" w:val="clear"/>
+          </w:tcPr>
+          <w:p>
+            <w:r>
+              <w:rPr>
+                <w:b/>
+                <w:bCs/>
+              </w:rPr>
+              <w:t xml:space="preserve">ROCE</w:t>
+            </w:r>
+          </w:p>
+        </w:tc>
+        <w:tc>
+          <w:tcPr>
+            <w:tcW w:type="dxa" w:w="5800"/>
+          </w:tcPr>
+          <w:p>
+            <w:r>
+              <w:t xml:space="preserve">17.3% (stable)</w:t>
+            </w:r>
+          </w:p>
+        </w:tc>
+      </w:tr>
+      <w:tr>
+        <w:tc>
+          <w:tcPr>
+            <w:tcW w:type="dxa" w:w="3200"/>
+            <w:shd w:fill="F2F2F2" w:val="clear"/>
+          </w:tcPr>
+          <w:p>
+            <w:r>
+              <w:rPr>
+                <w:b/>
+                <w:bCs/>
+              </w:rPr>
+              <w:t xml:space="preserve">Leverage</w:t>
+            </w:r>
+          </w:p>
+        </w:tc>
+        <w:tc>
+          <w:tcPr>
+            <w:tcW w:type="dxa" w:w="5800"/>
+          </w:tcPr>
+          <w:p>
+            <w:r>
+              <w:t xml:space="preserve">Net debt/EBITDA 1.3x</w:t>
+            </w:r>
+          </w:p>
+        </w:tc>
+      </w:tr>
+      <w:tr>
+        <w:tc>
+          <w:tcPr>
+            <w:tcW w:type="dxa" w:w="3200"/>
+            <w:shd w:fill="F2F2F2" w:val="clear"/>
+          </w:tcPr>
+          <w:p>
+            <w:r>
+              <w:rPr>
+                <w:b/>
+                <w:bCs/>
+              </w:rPr>
+              <w:t xml:space="preserve">FCF conversion</w:t>
+            </w:r>
+          </w:p>
+        </w:tc>
+        <w:tc>
+          <w:tcPr>
+            <w:tcW w:type="dxa" w:w="5800"/>
+          </w:tcPr>
+          <w:p>
+            <w:r>
+              <w:t xml:space="preserve">-10%</w:t>
+            </w:r>
+          </w:p>
+        </w:tc>
+      </w:tr>
+      <w:tr>
+        <w:tc>
+          <w:tcPr>
+            <w:tcW w:type="dxa" w:w="3200"/>
+            <w:shd w:fill="F2F2F2" w:val="clear"/>
+          </w:tcPr>
+          <w:p>
+            <w:r>
+              <w:rPr>
+                <w:b/>
+                <w:bCs/>
+              </w:rPr>
+              <w:t xml:space="preserve">Margin trend</w:t>
+            </w:r>
+          </w:p>
+        </w:tc>
+        <w:tc>
+          <w:tcPr>
+            <w:tcW w:type="dxa" w:w="5800"/>
+          </w:tcPr>
+          <w:p>
+            <w:r>
+              <w:t xml:space="preserve">expanding</w:t>
+            </w:r>
+          </w:p>
+        </w:tc>
+      </w:tr>
+      <w:tr>
+        <w:tc>
+          <w:tcPr>
+            <w:tcW w:type="dxa" w:w="3200"/>
+            <w:shd w:fill="F2F2F2" w:val="clear"/>
+          </w:tcPr>
+          <w:p>
+            <w:r>
+              <w:rPr>
+                <w:b/>
+                <w:bCs/>
+              </w:rPr>
+              <w:t xml:space="preserve">Capex efficiency</w:t>
+            </w:r>
+          </w:p>
+        </w:tc>
+        <w:tc>
+          <w:tcPr>
+            <w:tcW w:type="dxa" w:w="5800"/>
+          </w:tcPr>
+          <w:p>
+            <w:r>
+              <w:t xml:space="preserve">neutral</w:t>
+            </w:r>
+          </w:p>
+        </w:tc>
+      </w:tr>
+    </w:tbl>
+    <w:p>
+      <w:pPr>
+        <w:spacing w:after="60" w:before="120"/>
+      </w:pPr>
+      <w:r>
+        <w:rPr>
+          <w:b/>
+          <w:bCs/>
+          <w:sz w:val="20"/>
+          <w:szCs w:val="20"/>
+        </w:rPr>
+        <w:t xml:space="preserve">Track record (Coffee Can persistence check): </w:t>
+      </w:r>
+      <w:r>
+        <w:rPr>
+          <w:sz w:val="20"/>
+          <w:szCs w:val="20"/>
+        </w:rPr>
+        <w:t xml:space="preserve">cleared revenue growth ≥10% AND ROCE ≥15% in 2 of the last 3 years (consistency_score 67)</w:t>
+      </w:r>
+    </w:p>
+    <w:p>
+      <w:pPr>
+        <w:spacing w:after="120"/>
+      </w:pPr>
+      <w:r>
+        <w:rPr>
+          <w:color w:val="666666"/>
+          <w:sz w:val="18"/>
+          <w:szCs w:val="18"/>
+        </w:rPr>
+        <w:t xml:space="preserve">ROCE held &gt;15% across FY24-26; revenue growth &gt;=10% in FY24-25, but FY26 organic growth was &lt;10% (reported +18% flattered by consolidation) and Q1 FY27 was flat -- so 2 of 3 verifiable years cleared BOTH the &gt;=10% growth AND &gt;=15% ROCE bars.</w:t>
+      </w:r>
+    </w:p>
+    <w:p>
+      <w:pPr>
+        <w:pStyle w:val="Heading1"/>
+        <w:spacing w:after="120" w:before="280"/>
+      </w:pPr>
+      <w:r>
+        <w:t xml:space="preserve">Technical Read (Weekly / Monthly MACD + Bollinger Bands, or RSI/CCI/Williams %R proxy)</w:t>
+      </w:r>
+    </w:p>
+    <w:p>
+      <w:pPr>
+        <w:spacing w:after="120"/>
+      </w:pPr>
+      <w:r>
+        <w:t xml:space="preserve">Not pulled. 52-week range ~Rs 130-284; was put under ASM/T2T in late 2024 after a &gt;150% run (no fundamental trigger).</w:t>
+      </w:r>
+    </w:p>
+    <w:p>
+      <w:pPr>
+        <w:pStyle w:val="Heading1"/>
+        <w:spacing w:after="120" w:before="280"/>
+      </w:pPr>
+      <w:r>
+        <w:t xml:space="preserve">ValuePickr Community Signal</w:t>
+      </w:r>
+    </w:p>
+    <w:p>
+      <w:pPr>
+        <w:spacing w:after="120"/>
+      </w:pPr>
+      <w:r>
+        <w:t xml:space="preserve">Active thread; anchor bull is pranavpallod12 (trusted, elevated) for whom 20ML is the single biggest portfolio position by cost. His thesis, repeated with quarterly updates: cheap valuation caps downside, margins inflecting, mix shifting to value-added, Malaysian mines for cost-side moat in the commodity book, backward integration reduces freight/RM volatility. A Financial Express 'hidden gems' piece (Dec-2025) framed the same 'boring mineral company quietly becoming a specialty play' narrative. Pushback: Malolan_R notes calcium carbonate is abundant / low value-add and China is a big player; Aman_Jain3, Jagdish85, Investsafe and akshay_awasthi press hard on the Rs 50 Cr related-party loan and on family remuneration (~Rs 7.5 Cr / 12% of PAT), several e-mailing IR and getting only standard responses. Management gave no FY27 guidance ('uncertainty'), near term called 'hazy'.</w:t>
+      </w:r>
+    </w:p>
+    <w:p>
+      <w:pPr>
+        <w:spacing w:after="120"/>
+      </w:pPr>
+      <w:r>
+        <w:rPr>
+          <w:b/>
+          <w:bCs/>
+          <w:sz w:val="20"/>
+          <w:szCs w:val="20"/>
+        </w:rPr>
+        <w:t xml:space="preserve">High-conviction call from a top contributor: </w:t>
+      </w:r>
+      <w:r>
+        <w:rPr>
+          <w:sz w:val="20"/>
+          <w:szCs w:val="20"/>
+        </w:rPr>
+        <w:t xml:space="preserve">One trusted (elevated) user holds a large, openly-disclosed conviction position and updates the thread every quarter with a constructive thesis; no trusted user is bearish. Governance concerns are raised by non-trusted posters. Net: positive trusted signal at elevated tier (not core, no floor).</w:t>
+      </w:r>
+    </w:p>
+    <w:p>
+      <w:pPr>
+        <w:pStyle w:val="Heading1"/>
+        <w:spacing w:after="120" w:before="280"/>
+      </w:pPr>
+      <w:r>
+        <w:t xml:space="preserve">Trusted-User Signals (Ongoing)</w:t>
+      </w:r>
+    </w:p>
+    <w:p>
+      <w:pPr>
+        <w:spacing w:after="120"/>
+      </w:pPr>
       <w:r>
         <w:rPr>
           <w:i/>
@@ -583,15 +2698,7 @@
           <w:sz w:val="18"/>
           <w:szCs w:val="18"/>
         </w:rPr>
-        <w:t xml:space="preserve"> (20 Microns : micronized to nano-sized minerals)</w:t>
-      </w:r>
-      <w:r>
-        <w:rPr>
-          <w:sz w:val="20"/>
-          <w:szCs w:val="20"/>
-        </w:rPr>
-        <w:br/>
-        <w:t xml:space="preserve">: Post-FY26: 'valuations remain dirt-cheap, capping downside'; re-rating only when 15-20% steady growth + margin improvement shows over multiple quarters</w:t>
+        <w:t xml:space="preserve">Every time a trusted user expresses clear conviction on this stock, most recent first — this section accumulates over time, it isn't a one-time snapshot.</w:t>
       </w:r>
     </w:p>
     <w:p>
@@ -605,7 +2712,7 @@
           <w:sz w:val="20"/>
           <w:szCs w:val="20"/>
         </w:rPr>
-        <w:t xml:space="preserve">2025-11-16 — pranavpallod12</w:t>
+        <w:t xml:space="preserve">2026-06-19 — pranavpallod12</w:t>
       </w:r>
       <w:r>
         <w:rPr>
@@ -623,6 +2730,38 @@
           <w:szCs w:val="20"/>
         </w:rPr>
         <w:br/>
+        <w:t xml:space="preserve">: Post-FY26: 'valuations remain dirt-cheap, capping downside'; re-rating only when 15-20% steady growth + margin improvement shows over multiple quarters</w:t>
+      </w:r>
+    </w:p>
+    <w:p>
+      <w:pPr>
+        <w:spacing w:after="100"/>
+      </w:pPr>
+      <w:r>
+        <w:rPr>
+          <w:b/>
+          <w:bCs/>
+          <w:sz w:val="20"/>
+          <w:szCs w:val="20"/>
+        </w:rPr>
+        <w:t xml:space="preserve">2025-11-16 — pranavpallod12</w:t>
+      </w:r>
+      <w:r>
+        <w:rPr>
+          <w:i/>
+          <w:iCs/>
+          <w:color w:val="666666"/>
+          <w:sz w:val="18"/>
+          <w:szCs w:val="18"/>
+        </w:rPr>
+        <w:t xml:space="preserve"> (20 Microns : micronized to nano-sized minerals)</w:t>
+      </w:r>
+      <w:r>
+        <w:rPr>
+          <w:sz w:val="20"/>
+          <w:szCs w:val="20"/>
+        </w:rPr>
+        <w:br/>
         <w:t xml:space="preserve">: Biggest position by cost; thesis 'completely intact, in fact improving' -- margin expansion through weak paints cycle, mix shift to value-added, Malaysian mines for backward integration</w:t>
       </w:r>
     </w:p>
@@ -662,59 +2801,59 @@
         <w:spacing w:after="60"/>
       </w:pPr>
       <w:r>
-        <w:t xml:space="preserve">Cheap: ~12x P/E, ~1.7x P/B, ~5x EV/EBITDA for a market-leading, asset-backed franchise</w:t>
-      </w:r>
-    </w:p>
-    <w:p>
-      <w:pPr>
-        <w:pStyle w:val="ListParagraph"/>
-        <w:numPr>
-          <w:ilvl w:val="0"/>
-          <w:numId w:val="1"/>
-        </w:numPr>
-        <w:spacing w:after="60"/>
-      </w:pPr>
-      <w:r>
-        <w:t xml:space="preserve">Margins inflecting up (12.8 -&gt; 13.6%) despite a brutal paints price war -- evidence the specialty transition is working</w:t>
-      </w:r>
-    </w:p>
-    <w:p>
-      <w:pPr>
-        <w:pStyle w:val="ListParagraph"/>
-        <w:numPr>
-          <w:ilvl w:val="0"/>
-          <w:numId w:val="1"/>
-        </w:numPr>
-        <w:spacing w:after="60"/>
-      </w:pPr>
-      <w:r>
-        <w:t xml:space="preserve">Value-added segments (polymers, rubber, exports) all growing double-digit while commodity paints is flat</w:t>
-      </w:r>
-    </w:p>
-    <w:p>
-      <w:pPr>
-        <w:pStyle w:val="ListParagraph"/>
-        <w:numPr>
-          <w:ilvl w:val="0"/>
-          <w:numId w:val="1"/>
-        </w:numPr>
-        <w:spacing w:after="60"/>
-      </w:pPr>
-      <w:r>
-        <w:t xml:space="preserve">Backward integration (captive reserves ~11.3 MT + Malaysian mine) is a genuine cost-side lever in the commodity book</w:t>
-      </w:r>
-    </w:p>
-    <w:p>
-      <w:pPr>
-        <w:pStyle w:val="ListParagraph"/>
-        <w:numPr>
-          <w:ilvl w:val="0"/>
-          <w:numId w:val="1"/>
-        </w:numPr>
-        <w:spacing w:after="60"/>
-      </w:pPr>
-      <w:r>
-        <w:t xml:space="preserve">Trusted (elevated) user holds it as top position and updates constructively every quarter</w:t>
+        <w:t xml:space="preserve">Cheap: ~12x P/E, ~1.7x P/B, ~5x EV/EBITDA for a market-leading, asset-backed minerals franchise</w:t>
+      </w:r>
+    </w:p>
+    <w:p>
+      <w:pPr>
+        <w:pStyle w:val="ListParagraph"/>
+        <w:numPr>
+          <w:ilvl w:val="0"/>
+          <w:numId w:val="1"/>
+        </w:numPr>
+        <w:spacing w:after="60"/>
+      </w:pPr>
+      <w:r>
+        <w:t xml:space="preserve">Margin inflection continuing: Q1 FY27 operating margin 13.24% vs 12.17% QoQ, through a brutal paints price war</w:t>
+      </w:r>
+    </w:p>
+    <w:p>
+      <w:pPr>
+        <w:pStyle w:val="ListParagraph"/>
+        <w:numPr>
+          <w:ilvl w:val="0"/>
+          <w:numId w:val="1"/>
+        </w:numPr>
+        <w:spacing w:after="60"/>
+      </w:pPr>
+      <w:r>
+        <w:t xml:space="preserve">Value-added segments (polymers, rubber, exports, specialty) structurally outgrowing the commodity paints book</w:t>
+      </w:r>
+    </w:p>
+    <w:p>
+      <w:pPr>
+        <w:pStyle w:val="ListParagraph"/>
+        <w:numPr>
+          <w:ilvl w:val="0"/>
+          <w:numId w:val="1"/>
+        </w:numPr>
+        <w:spacing w:after="60"/>
+      </w:pPr>
+      <w:r>
+        <w:t xml:space="preserve">Backward integration (captive reserves ~11 MT + Malaysian limestone mine, operational early FY27) is a real cost-side lever</w:t>
+      </w:r>
+    </w:p>
+    <w:p>
+      <w:pPr>
+        <w:pStyle w:val="ListParagraph"/>
+        <w:numPr>
+          <w:ilvl w:val="0"/>
+          <w:numId w:val="1"/>
+        </w:numPr>
+        <w:spacing w:after="60"/>
+      </w:pPr>
+      <w:r>
+        <w:t xml:space="preserve">FY26 dividend re-initiated (Rs 1.25) after several dry years; trusted (elevated) user holds it as top position and updates constructively</w:t>
       </w:r>
     </w:p>
     <w:p>
@@ -736,7 +2875,20 @@
         <w:spacing w:after="60"/>
       </w:pPr>
       <w:r>
-        <w:t xml:space="preserve">Trailing growth is modest and FY26 revenue was essentially flat in the biggest segment (paints)</w:t>
+        <w:t xml:space="preserve">Growth has stalled: Q1 FY27 revenue -1% YoY / -6% QoQ -- flat now applies to the whole book, not just paints</w:t>
+      </w:r>
+    </w:p>
+    <w:p>
+      <w:pPr>
+        <w:pStyle w:val="ListParagraph"/>
+        <w:numPr>
+          <w:ilvl w:val="0"/>
+          <w:numId w:val="1"/>
+        </w:numPr>
+        <w:spacing w:after="60"/>
+      </w:pPr>
+      <w:r>
+        <w:t xml:space="preserve">FY25 free cash flow ~ -Rs 45 Cr; operating cash flow down ~49% FY23-&gt;FY25; working-capital / inventory bloat</w:t>
       </w:r>
     </w:p>
     <w:p>
@@ -762,33 +2914,20 @@
         <w:spacing w:after="60"/>
       </w:pPr>
       <w:r>
-        <w:t xml:space="preserve">Recurring governance niggles: Rs 50 Cr related-party loan approval, family remuneration ~12% of PAT rising ~25%/yr</w:t>
-      </w:r>
-    </w:p>
-    <w:p>
-      <w:pPr>
-        <w:pStyle w:val="ListParagraph"/>
-        <w:numPr>
-          <w:ilvl w:val="0"/>
-          <w:numId w:val="1"/>
-        </w:numPr>
-        <w:spacing w:after="60"/>
-      </w:pPr>
-      <w:r>
-        <w:t xml:space="preserve">Management gave no FY27 guidance; near term explicitly 'hazy'</w:t>
-      </w:r>
-    </w:p>
-    <w:p>
-      <w:pPr>
-        <w:pStyle w:val="ListParagraph"/>
-        <w:numPr>
-          <w:ilvl w:val="0"/>
-          <w:numId w:val="1"/>
-        </w:numPr>
-        <w:spacing w:after="60"/>
-      </w:pPr>
-      <w:r>
-        <w:t xml:space="preserve">Re-rating is contingent on 15-20% sustained growth that hasn't shown up yet</w:t>
+        <w:t xml:space="preserve">Recurring governance drags: Rs 50 Cr related-party loan (executed Mar-2026), family remuneration ~12% of PAT +25%/yr, FDs from promoter relatives, two IDs retired</w:t>
+      </w:r>
+    </w:p>
+    <w:p>
+      <w:pPr>
+        <w:pStyle w:val="ListParagraph"/>
+        <w:numPr>
+          <w:ilvl w:val="0"/>
+          <w:numId w:val="1"/>
+        </w:numPr>
+        <w:spacing w:after="60"/>
+      </w:pPr>
+      <w:r>
+        <w:t xml:space="preserve">No explicit FY27 guidance; re-rating needs 15-20% sustained growth that has moved further away, not closer</w:t>
       </w:r>
     </w:p>
     <w:p>
@@ -837,6 +2976,34 @@
     </w:p>
     <w:p>
       <w:pPr>
+        <w:spacing w:after="120"/>
+      </w:pPr>
+      <w:r>
+        <w:rPr>
+          <w:color w:val="666666"/>
+          <w:sz w:val="20"/>
+          <w:szCs w:val="20"/>
+        </w:rPr>
+        <w:t xml:space="preserve">4-box gate — tailwind: weak · TAM: weak · moat: yes · valuation: yes  (score 3 / 4)</w:t>
+      </w:r>
+    </w:p>
+    <w:p>
+      <w:pPr>
+        <w:spacing w:after="120"/>
+      </w:pPr>
+      <w:r>
+        <w:rPr>
+          <w:i/>
+          <w:iCs/>
+          <w:color w:val="666666"/>
+          <w:sz w:val="20"/>
+          <w:szCs w:val="20"/>
+        </w:rPr>
+        <w:t xml:space="preserve">~80% of book remains commodity minerals (China-exposed) and Q1 FY27 revenue was flat YoY, so tailwind/tam marked weak despite the value-added mix-shift; captive reserves + micronization know-how + multi-year customer approvals are a real moat; ~12x P/E / ~1.7x P/B / ~5x EV-EBITDA is explicitly cheap -- valuation yes. Score 3.0 keeps 10x-in-2-3-years permitted; conviction held at Low-Medium 'unconfirmed' because growth has stalled and FCF is negative.</w:t>
+      </w:r>
+    </w:p>
+    <w:p>
+      <w:pPr>
         <w:pStyle w:val="Heading1"/>
         <w:spacing w:after="120" w:before="280"/>
       </w:pPr>
@@ -855,59 +3022,59 @@
           <w:sz w:val="24"/>
           <w:szCs w:val="24"/>
         </w:rPr>
-        <w:t xml:space="preserve">A cheap, market-leading minerals franchise with a real (if slow) margin/mix inflection and a trusted-user anchor -- tagged 10x-in-2-3-years at Medium conviction, 'unconfirmed' until growth accelerates past ~15%</w:t>
-      </w:r>
-    </w:p>
-    <w:p>
-      <w:pPr>
-        <w:pStyle w:val="ListParagraph"/>
-        <w:numPr>
-          <w:ilvl w:val="0"/>
-          <w:numId w:val="1"/>
-        </w:numPr>
-        <w:spacing w:after="60"/>
-      </w:pPr>
-      <w:r>
-        <w:t xml:space="preserve">Per the open-screen rule against letting a flat trailing average hide an inflection: margins are demonstrably turning up through a weak cycle, the value-added segments are growing double-digit, and there are specific catalysts (Malaysian mine, Rs 100 Cr capex, construction chemicals from FY27). On a small-cap, cheap base that supports a 10x-in-2-3-years tag -- but at Medium conviction with an explicit 'unconfirmed' caveat because ~80% of the book is still commodity and headline growth is flat.</w:t>
-      </w:r>
-    </w:p>
-    <w:p>
-      <w:pPr>
-        <w:pStyle w:val="ListParagraph"/>
-        <w:numPr>
-          <w:ilvl w:val="0"/>
-          <w:numId w:val="1"/>
-        </w:numPr>
-        <w:spacing w:after="60"/>
-      </w:pPr>
-      <w:r>
-        <w:t xml:space="preserve">Red-flag check: none. The related-party loan and elevated family remuneration are real governance drags and keep conviction from rising, but do not meet AVOID / HIGH CAUTION / EXCLUDE definitions.</w:t>
-      </w:r>
-    </w:p>
-    <w:p>
-      <w:pPr>
-        <w:pStyle w:val="ListParagraph"/>
-        <w:numPr>
-          <w:ilvl w:val="0"/>
-          <w:numId w:val="1"/>
-        </w:numPr>
-        <w:spacing w:after="60"/>
-      </w:pPr>
-      <w:r>
-        <w:t xml:space="preserve">theme match: no live-theme keyword hit in discovery (recency discovery); the deep read places it in the specialty-minerals / China-beating-exporter value chain, so a value_chain block is included.</w:t>
-      </w:r>
-    </w:p>
-    <w:p>
-      <w:pPr>
-        <w:pStyle w:val="ListParagraph"/>
-        <w:numPr>
-          <w:ilvl w:val="0"/>
-          <w:numId w:val="1"/>
-        </w:numPr>
-        <w:spacing w:after="60"/>
-      </w:pPr>
-      <w:r>
-        <w:t xml:space="preserve">Re-check on FY27 prints for (a) blended EBITDA margin continuing past ~14%, (b) consolidated (specialty) revenue outgrowing standalone, (c) any escalation of the related-party loan beyond subsidiaries.</w:t>
+        <w:t xml:space="preserve">A cheap, market-leading minerals franchise where the margin/mix inflection is real but revenue has now stalled -- kept at 10x-in-2-3-years on valuation + moat, cut to Low-Medium conviction, 'unconfirmed' until growth resumes past ~15%</w:t>
+      </w:r>
+    </w:p>
+    <w:p>
+      <w:pPr>
+        <w:pStyle w:val="ListParagraph"/>
+        <w:numPr>
+          <w:ilvl w:val="0"/>
+          <w:numId w:val="1"/>
+        </w:numPr>
+        <w:spacing w:after="60"/>
+      </w:pPr>
+      <w:r>
+        <w:t xml:space="preserve">Per the open-screen rule against letting a flat trailing average hide an inflection: EBITDA/operating margin is demonstrably turning up through a weak cycle (Q1 FY27 13.24% vs 12.17% QoQ), and there are dated catalysts (Malaysian mine early FY27, Rs 100 Cr capex, Sievert construction-chemicals JV). Cheap valuation (four_box valuation=yes) plus a genuine cost/know-how moat (four_box moat=yes) keep four_box at 3.0 and the 10x-in-2-3-years label permitted.</w:t>
+      </w:r>
+    </w:p>
+    <w:p>
+      <w:pPr>
+        <w:pStyle w:val="ListParagraph"/>
+        <w:numPr>
+          <w:ilvl w:val="0"/>
+          <w:numId w:val="1"/>
+        </w:numPr>
+        <w:spacing w:after="60"/>
+      </w:pPr>
+      <w:r>
+        <w:t xml:space="preserve">But conviction moves Medium -&gt; Low-Medium: the deep read confirms revenue has decelerated to roughly flat YoY (Q1 FY27 -1%), FY25 free cash flow was negative (~ -Rs 45 Cr) on working-capital bloat, and the governance drags are unchanged. The re-rating trigger -- sustained 15-20% growth -- is further away than a year ago.</w:t>
+      </w:r>
+    </w:p>
+    <w:p>
+      <w:pPr>
+        <w:pStyle w:val="ListParagraph"/>
+        <w:numPr>
+          <w:ilvl w:val="0"/>
+          <w:numId w:val="1"/>
+        </w:numPr>
+        <w:spacing w:after="60"/>
+      </w:pPr>
+      <w:r>
+        <w:t xml:space="preserve">Red-flag check: none. The Rs 50 Cr related-party loan (executed Mar-2026 with a subsidiary) and elevated family remuneration are real governance drags that cap conviction, but do not meet AVOID / HIGH CAUTION / EXCLUDE definitions.</w:t>
+      </w:r>
+    </w:p>
+    <w:p>
+      <w:pPr>
+        <w:pStyle w:val="ListParagraph"/>
+        <w:numPr>
+          <w:ilvl w:val="0"/>
+          <w:numId w:val="1"/>
+        </w:numPr>
+        <w:spacing w:after="60"/>
+      </w:pPr>
+      <w:r>
+        <w:t xml:space="preserve">Re-check on FY27 prints for (a) blended EBITDA margin holding past ~14%, (b) revenue growth actually resuming, (c) Malaysian mine commissioning and its cost impact, (d) any escalation of the related-party loan or remuneration.</w:t>
       </w:r>
     </w:p>
     <w:p>
